--- a/relatorio_tecnico_fase2.docx
+++ b/relatorio_tecnico_fase2.docx
@@ -30,20 +30,8 @@
           <w:sz w:val="32"/>
           <w:szCs w:val="32"/>
         </w:rPr>
-        <w:t xml:space="preserve">FIAP — </w:t>
-      </w:r>
-      <w:proofErr w:type="spellStart"/>
-      <w:r>
-        <w:rPr>
-          <w:b/>
-          <w:bCs/>
-          <w:color w:val="2E75B6"/>
-          <w:sz w:val="32"/>
-          <w:szCs w:val="32"/>
-        </w:rPr>
-        <w:t>PosTech</w:t>
-      </w:r>
-      <w:proofErr w:type="spellEnd"/>
+        <w:t>FIAP — PosTech</w:t>
+      </w:r>
     </w:p>
     <w:p>
       <w:pPr>
@@ -56,18 +44,8 @@
           <w:sz w:val="24"/>
           <w:szCs w:val="24"/>
         </w:rPr>
-        <w:t xml:space="preserve">Pós-Graduação em Inteligência Artificial para </w:t>
-      </w:r>
-      <w:proofErr w:type="spellStart"/>
-      <w:r>
-        <w:rPr>
-          <w:color w:val="595959"/>
-          <w:sz w:val="24"/>
-          <w:szCs w:val="24"/>
-        </w:rPr>
-        <w:t>Devs</w:t>
-      </w:r>
-      <w:proofErr w:type="spellEnd"/>
+        <w:t>Pós-Graduação em Inteligência Artificial para Devs</w:t>
+      </w:r>
     </w:p>
     <w:p>
       <w:pPr>
@@ -187,21 +165,7 @@
         <w:rPr>
           <w:color w:val="595959"/>
         </w:rPr>
-        <w:t xml:space="preserve">Data: </w:t>
-      </w:r>
-      <w:proofErr w:type="gramStart"/>
-      <w:r>
-        <w:rPr>
-          <w:color w:val="595959"/>
-        </w:rPr>
-        <w:t>Agosto</w:t>
-      </w:r>
-      <w:proofErr w:type="gramEnd"/>
-      <w:r>
-        <w:rPr>
-          <w:color w:val="595959"/>
-        </w:rPr>
-        <w:t xml:space="preserve"> / 2026</w:t>
+        <w:t>Data: Agosto / 2026</w:t>
       </w:r>
     </w:p>
     <w:p>
@@ -235,55 +199,7 @@
         <w:t xml:space="preserve">Contexto: </w:t>
       </w:r>
       <w:r>
-        <w:t xml:space="preserve">Este relatório documenta o Tech </w:t>
-      </w:r>
-      <w:proofErr w:type="spellStart"/>
-      <w:r>
-        <w:t>Challenge</w:t>
-      </w:r>
-      <w:proofErr w:type="spellEnd"/>
-      <w:r>
-        <w:t xml:space="preserve"> Fase 2 da Pós-Graduação em IA para </w:t>
-      </w:r>
-      <w:proofErr w:type="spellStart"/>
-      <w:r>
-        <w:t>Devs</w:t>
-      </w:r>
-      <w:proofErr w:type="spellEnd"/>
-      <w:r>
-        <w:t xml:space="preserve"> (FIAP/</w:t>
-      </w:r>
-      <w:proofErr w:type="spellStart"/>
-      <w:r>
-        <w:t>PosTech</w:t>
-      </w:r>
-      <w:proofErr w:type="spellEnd"/>
-      <w:r>
-        <w:t xml:space="preserve">). O projeto dá continuidade ao trabalho da Fase 1, onde foram desenvolvidos modelos de machine learning para diagnóstico de câncer de mama utilizando o </w:t>
-      </w:r>
-      <w:proofErr w:type="spellStart"/>
-      <w:r>
-        <w:t>dataset</w:t>
-      </w:r>
-      <w:proofErr w:type="spellEnd"/>
-      <w:r>
-        <w:t xml:space="preserve"> Wisconsin </w:t>
-      </w:r>
-      <w:proofErr w:type="spellStart"/>
-      <w:r>
-        <w:t>Breast</w:t>
-      </w:r>
-      <w:proofErr w:type="spellEnd"/>
-      <w:r>
-        <w:t xml:space="preserve"> </w:t>
-      </w:r>
-      <w:proofErr w:type="spellStart"/>
-      <w:r>
-        <w:t>Cancer</w:t>
-      </w:r>
-      <w:proofErr w:type="spellEnd"/>
-      <w:r>
-        <w:t xml:space="preserve"> (UCI).</w:t>
+        <w:t>Este relatório documenta o Tech Challenge Fase 2 da Pós-Graduação em IA para Devs (FIAP/PosTech). O projeto dá continuidade ao trabalho da Fase 1, onde foram desenvolvidos modelos de machine learning para diagnóstico de câncer de mama utilizando o dataset Wisconsin Breast Cancer (UCI).</w:t>
       </w:r>
     </w:p>
     <w:p>
@@ -304,23 +220,7 @@
         <w:t xml:space="preserve">Objetivo: </w:t>
       </w:r>
       <w:r>
-        <w:t xml:space="preserve">Otimizar os </w:t>
-      </w:r>
-      <w:proofErr w:type="spellStart"/>
-      <w:r>
-        <w:t>hiperparâmetros</w:t>
-      </w:r>
-      <w:proofErr w:type="spellEnd"/>
-      <w:r>
-        <w:t xml:space="preserve"> dos modelos existentes via Algoritmos Genéticos (AG) e integrar um Large </w:t>
-      </w:r>
-      <w:proofErr w:type="spellStart"/>
-      <w:r>
-        <w:t>Language</w:t>
-      </w:r>
-      <w:proofErr w:type="spellEnd"/>
-      <w:r>
-        <w:t xml:space="preserve"> Model (</w:t>
+        <w:t>Otimizar os hiperparâmetros dos modelos existentes via Algoritmos Genéticos (AG) e integrar um Large Language Model (</w:t>
       </w:r>
       <w:r>
         <w:t>Gemma 4</w:t>
@@ -381,12 +281,6 @@
         <w:gridCol w:w="3100"/>
       </w:tblGrid>
       <w:tr>
-        <w:tblPrEx>
-          <w:tblCellMar>
-            <w:top w:w="0" w:type="dxa"/>
-            <w:bottom w:w="0" w:type="dxa"/>
-          </w:tblCellMar>
-        </w:tblPrEx>
         <w:trPr>
           <w:tblHeader/>
         </w:trPr>
@@ -432,7 +326,6 @@
             <w:pPr>
               <w:spacing w:before="60" w:after="60"/>
             </w:pPr>
-            <w:proofErr w:type="spellStart"/>
             <w:r>
               <w:rPr>
                 <w:b/>
@@ -443,7 +336,6 @@
               </w:rPr>
               <w:t>Accuracy</w:t>
             </w:r>
-            <w:proofErr w:type="spellEnd"/>
           </w:p>
         </w:tc>
         <w:tc>
@@ -529,12 +421,6 @@
         </w:tc>
       </w:tr>
       <w:tr>
-        <w:tblPrEx>
-          <w:tblCellMar>
-            <w:top w:w="0" w:type="dxa"/>
-            <w:bottom w:w="0" w:type="dxa"/>
-          </w:tblCellMar>
-        </w:tblPrEx>
         <w:tc>
           <w:tcPr>
             <w:tcW w:w="1" w:type="auto"/>
@@ -662,12 +548,6 @@
         </w:tc>
       </w:tr>
       <w:tr>
-        <w:tblPrEx>
-          <w:tblCellMar>
-            <w:top w:w="0" w:type="dxa"/>
-            <w:bottom w:w="0" w:type="dxa"/>
-          </w:tblCellMar>
-        </w:tblPrEx>
         <w:tc>
           <w:tcPr>
             <w:tcW w:w="1" w:type="auto"/>
@@ -683,34 +563,14 @@
             <w:pPr>
               <w:spacing w:before="60" w:after="60"/>
             </w:pPr>
-            <w:proofErr w:type="spellStart"/>
-            <w:r>
-              <w:rPr>
-                <w:color w:val="000000"/>
-                <w:sz w:val="20"/>
-                <w:szCs w:val="20"/>
-              </w:rPr>
-              <w:t>Logistic</w:t>
-            </w:r>
-            <w:proofErr w:type="spellEnd"/>
-            <w:r>
-              <w:rPr>
-                <w:color w:val="000000"/>
-                <w:sz w:val="20"/>
-                <w:szCs w:val="20"/>
-              </w:rPr>
-              <w:t xml:space="preserve"> </w:t>
-            </w:r>
-            <w:proofErr w:type="spellStart"/>
-            <w:r>
-              <w:rPr>
-                <w:color w:val="000000"/>
-                <w:sz w:val="20"/>
-                <w:szCs w:val="20"/>
-              </w:rPr>
-              <w:t>Regression</w:t>
-            </w:r>
-            <w:proofErr w:type="spellEnd"/>
+            <w:r>
+              <w:rPr>
+                <w:color w:val="000000"/>
+                <w:sz w:val="20"/>
+                <w:szCs w:val="20"/>
+              </w:rPr>
+              <w:t>Logistic Regression</w:t>
+            </w:r>
           </w:p>
         </w:tc>
         <w:tc>
@@ -840,49 +700,7 @@
         <w:rPr>
           <w:lang w:val="en-US"/>
         </w:rPr>
-        <w:t>Wisconsin Breast Cancer (</w:t>
-      </w:r>
-      <w:proofErr w:type="gramStart"/>
-      <w:r>
-        <w:rPr>
-          <w:lang w:val="en-US"/>
-        </w:rPr>
-        <w:t>UCI) —</w:t>
-      </w:r>
-      <w:proofErr w:type="gramEnd"/>
-      <w:r>
-        <w:rPr>
-          <w:lang w:val="en-US"/>
-        </w:rPr>
-        <w:t xml:space="preserve"> 569 </w:t>
-      </w:r>
-      <w:proofErr w:type="spellStart"/>
-      <w:r>
-        <w:rPr>
-          <w:lang w:val="en-US"/>
-        </w:rPr>
-        <w:t>pacientes</w:t>
-      </w:r>
-      <w:proofErr w:type="spellEnd"/>
-      <w:r>
-        <w:rPr>
-          <w:lang w:val="en-US"/>
-        </w:rPr>
-        <w:t xml:space="preserve">, 30 features, target: </w:t>
-      </w:r>
-      <w:proofErr w:type="spellStart"/>
-      <w:r>
-        <w:rPr>
-          <w:lang w:val="en-US"/>
-        </w:rPr>
-        <w:t>Maligno</w:t>
-      </w:r>
-      <w:proofErr w:type="spellEnd"/>
-      <w:r>
-        <w:rPr>
-          <w:lang w:val="en-US"/>
-        </w:rPr>
-        <w:t>/Benigno (63% / 37%)</w:t>
+        <w:t>Wisconsin Breast Cancer (UCI) — 569 pacientes, 30 features, target: Maligno/Benigno (63% / 37%)</w:t>
       </w:r>
     </w:p>
     <w:p>
@@ -933,15 +751,7 @@
         <w:spacing w:before="40" w:after="40"/>
       </w:pPr>
       <w:r>
-        <w:t xml:space="preserve">O espaço de </w:t>
-      </w:r>
-      <w:proofErr w:type="spellStart"/>
-      <w:r>
-        <w:t>hiperparâmetros</w:t>
-      </w:r>
-      <w:proofErr w:type="spellEnd"/>
-      <w:r>
-        <w:t xml:space="preserve"> do Random Forest é rico e adequado para otimização por AG</w:t>
+        <w:t>O espaço de hiperparâmetros do Random Forest é rico e adequado para otimização por AG</w:t>
       </w:r>
     </w:p>
     <w:p>
@@ -954,15 +764,7 @@
         <w:spacing w:before="40" w:after="40"/>
       </w:pPr>
       <w:r>
-        <w:t xml:space="preserve">A </w:t>
-      </w:r>
-      <w:proofErr w:type="spellStart"/>
-      <w:r>
-        <w:t>interpretabilidade</w:t>
-      </w:r>
-      <w:proofErr w:type="spellEnd"/>
-      <w:r>
-        <w:t xml:space="preserve"> via LLM tem impacto clínico direto e mensurável</w:t>
+        <w:t>A interpretabilidade via LLM tem impacto clínico direto e mensurável</w:t>
       </w:r>
     </w:p>
     <w:p>
@@ -1010,15 +812,7 @@
         <w:spacing w:before="80" w:after="80"/>
       </w:pPr>
       <w:r>
-        <w:t xml:space="preserve">Foi implementada a classe </w:t>
-      </w:r>
-      <w:proofErr w:type="spellStart"/>
-      <w:r>
-        <w:t>RandomForestGA</w:t>
-      </w:r>
-      <w:proofErr w:type="spellEnd"/>
-      <w:r>
-        <w:t xml:space="preserve"> em Python puro (sem bibliotecas de AG externas), com os operadores clássicos: seleção por torneio, crossover de ponto único e mutação gaussiana.</w:t>
+        <w:t>Foi implementada a classe RandomForestGA em Python puro (sem bibliotecas de AG externas), com os operadores clássicos: seleção por torneio, crossover de ponto único e mutação gaussiana.</w:t>
       </w:r>
     </w:p>
     <w:p>
@@ -1040,15 +834,7 @@
         <w:spacing w:before="80" w:after="80"/>
       </w:pPr>
       <w:r>
-        <w:t xml:space="preserve">Cada indivíduo da população é um vetor de 5 genes, representando os </w:t>
-      </w:r>
-      <w:proofErr w:type="spellStart"/>
-      <w:r>
-        <w:t>hiperparâmetros</w:t>
-      </w:r>
-      <w:proofErr w:type="spellEnd"/>
-      <w:r>
-        <w:t xml:space="preserve"> do Random Forest:</w:t>
+        <w:t>Cada indivíduo da população é um vetor de 5 genes, representando os hiperparâmetros do Random Forest:</w:t>
       </w:r>
     </w:p>
     <w:p>
@@ -1081,12 +867,6 @@
         <w:gridCol w:w="1105"/>
       </w:tblGrid>
       <w:tr>
-        <w:tblPrEx>
-          <w:tblCellMar>
-            <w:top w:w="0" w:type="dxa"/>
-            <w:bottom w:w="0" w:type="dxa"/>
-          </w:tblCellMar>
-        </w:tblPrEx>
         <w:trPr>
           <w:tblHeader/>
         </w:trPr>
@@ -1132,7 +912,6 @@
             <w:pPr>
               <w:spacing w:before="60" w:after="60"/>
             </w:pPr>
-            <w:proofErr w:type="spellStart"/>
             <w:r>
               <w:rPr>
                 <w:b/>
@@ -1143,7 +922,6 @@
               </w:rPr>
               <w:t>Hiperparâmetro</w:t>
             </w:r>
-            <w:proofErr w:type="spellEnd"/>
           </w:p>
         </w:tc>
         <w:tc>
@@ -1229,12 +1007,6 @@
         </w:tc>
       </w:tr>
       <w:tr>
-        <w:tblPrEx>
-          <w:tblCellMar>
-            <w:top w:w="0" w:type="dxa"/>
-            <w:bottom w:w="0" w:type="dxa"/>
-          </w:tblCellMar>
-        </w:tblPrEx>
         <w:tc>
           <w:tcPr>
             <w:tcW w:w="1" w:type="auto"/>
@@ -1275,7 +1047,6 @@
             <w:pPr>
               <w:spacing w:before="60" w:after="60"/>
             </w:pPr>
-            <w:proofErr w:type="spellStart"/>
             <w:r>
               <w:rPr>
                 <w:color w:val="000000"/>
@@ -1284,7 +1055,6 @@
               </w:rPr>
               <w:t>n_estimators</w:t>
             </w:r>
-            <w:proofErr w:type="spellEnd"/>
           </w:p>
         </w:tc>
         <w:tc>
@@ -1364,12 +1134,6 @@
         </w:tc>
       </w:tr>
       <w:tr>
-        <w:tblPrEx>
-          <w:tblCellMar>
-            <w:top w:w="0" w:type="dxa"/>
-            <w:bottom w:w="0" w:type="dxa"/>
-          </w:tblCellMar>
-        </w:tblPrEx>
         <w:tc>
           <w:tcPr>
             <w:tcW w:w="1" w:type="auto"/>
@@ -1410,7 +1174,6 @@
             <w:pPr>
               <w:spacing w:before="60" w:after="60"/>
             </w:pPr>
-            <w:proofErr w:type="spellStart"/>
             <w:r>
               <w:rPr>
                 <w:color w:val="000000"/>
@@ -1419,7 +1182,6 @@
               </w:rPr>
               <w:t>max_depth</w:t>
             </w:r>
-            <w:proofErr w:type="spellEnd"/>
           </w:p>
         </w:tc>
         <w:tc>
@@ -1499,12 +1261,6 @@
         </w:tc>
       </w:tr>
       <w:tr>
-        <w:tblPrEx>
-          <w:tblCellMar>
-            <w:top w:w="0" w:type="dxa"/>
-            <w:bottom w:w="0" w:type="dxa"/>
-          </w:tblCellMar>
-        </w:tblPrEx>
         <w:tc>
           <w:tcPr>
             <w:tcW w:w="1" w:type="auto"/>
@@ -1545,7 +1301,6 @@
             <w:pPr>
               <w:spacing w:before="60" w:after="60"/>
             </w:pPr>
-            <w:proofErr w:type="spellStart"/>
             <w:r>
               <w:rPr>
                 <w:color w:val="000000"/>
@@ -1554,7 +1309,6 @@
               </w:rPr>
               <w:t>min_samples_split</w:t>
             </w:r>
-            <w:proofErr w:type="spellEnd"/>
           </w:p>
         </w:tc>
         <w:tc>
@@ -1634,12 +1388,6 @@
         </w:tc>
       </w:tr>
       <w:tr>
-        <w:tblPrEx>
-          <w:tblCellMar>
-            <w:top w:w="0" w:type="dxa"/>
-            <w:bottom w:w="0" w:type="dxa"/>
-          </w:tblCellMar>
-        </w:tblPrEx>
         <w:tc>
           <w:tcPr>
             <w:tcW w:w="1" w:type="auto"/>
@@ -1680,7 +1428,6 @@
             <w:pPr>
               <w:spacing w:before="60" w:after="60"/>
             </w:pPr>
-            <w:proofErr w:type="spellStart"/>
             <w:r>
               <w:rPr>
                 <w:color w:val="000000"/>
@@ -1689,7 +1436,6 @@
               </w:rPr>
               <w:t>min_samples_leaf</w:t>
             </w:r>
-            <w:proofErr w:type="spellEnd"/>
           </w:p>
         </w:tc>
         <w:tc>
@@ -1769,12 +1515,6 @@
         </w:tc>
       </w:tr>
       <w:tr>
-        <w:tblPrEx>
-          <w:tblCellMar>
-            <w:top w:w="0" w:type="dxa"/>
-            <w:bottom w:w="0" w:type="dxa"/>
-          </w:tblCellMar>
-        </w:tblPrEx>
         <w:tc>
           <w:tcPr>
             <w:tcW w:w="1" w:type="auto"/>
@@ -1815,7 +1555,6 @@
             <w:pPr>
               <w:spacing w:before="60" w:after="60"/>
             </w:pPr>
-            <w:proofErr w:type="spellStart"/>
             <w:r>
               <w:rPr>
                 <w:color w:val="000000"/>
@@ -1824,7 +1563,6 @@
               </w:rPr>
               <w:t>max_features</w:t>
             </w:r>
-            <w:proofErr w:type="spellEnd"/>
           </w:p>
         </w:tc>
         <w:tc>
@@ -1892,7 +1630,6 @@
             <w:pPr>
               <w:spacing w:before="60" w:after="60"/>
             </w:pPr>
-            <w:proofErr w:type="spellStart"/>
             <w:r>
               <w:rPr>
                 <w:color w:val="000000"/>
@@ -1901,7 +1638,6 @@
               </w:rPr>
               <w:t>float</w:t>
             </w:r>
-            <w:proofErr w:type="spellEnd"/>
           </w:p>
         </w:tc>
       </w:tr>
@@ -1934,28 +1670,7 @@
         <w:spacing w:before="80" w:after="80"/>
       </w:pPr>
       <w:r>
-        <w:t xml:space="preserve">A cada geração, os indivíduos são ordenados pelo fitness (F1-Score). O top 50% da população sobrevive (elitismo), garantindo que o melhor resultado nunca piora. Mínimo de 2 sobreviventes é assegurado por </w:t>
-      </w:r>
-      <w:proofErr w:type="spellStart"/>
-      <w:proofErr w:type="gramStart"/>
-      <w:r>
-        <w:t>max</w:t>
-      </w:r>
-      <w:proofErr w:type="spellEnd"/>
-      <w:r>
-        <w:t>(</w:t>
-      </w:r>
-      <w:proofErr w:type="gramEnd"/>
-      <w:r>
-        <w:t xml:space="preserve">2, </w:t>
-      </w:r>
-      <w:proofErr w:type="spellStart"/>
-      <w:r>
-        <w:t>pop_size</w:t>
-      </w:r>
-      <w:proofErr w:type="spellEnd"/>
-      <w:r>
-        <w:t xml:space="preserve"> // 2) para evitar colapso populacional.</w:t>
+        <w:t>A cada geração, os indivíduos são ordenados pelo fitness (F1-Score). O top 50% da população sobrevive (elitismo), garantindo que o melhor resultado nunca piora. Mínimo de 2 sobreviventes é assegurado por max(2, pop_size // 2) para evitar colapso populacional.</w:t>
       </w:r>
     </w:p>
     <w:p>
@@ -1989,15 +1704,7 @@
         <w:spacing w:before="80" w:after="80"/>
       </w:pPr>
       <w:r>
-        <w:t xml:space="preserve">Cada gene tem probabilidade </w:t>
-      </w:r>
-      <w:proofErr w:type="spellStart"/>
-      <w:r>
-        <w:t>mutation_rate</w:t>
-      </w:r>
-      <w:proofErr w:type="spellEnd"/>
-      <w:r>
-        <w:t xml:space="preserve"> de ser perturbado. O ruído é gaussiano com desvio padrão proporcional ao range do parâmetro. Os valores são sempre clipados dentro dos limites definidos, garantindo que nenhum indivíduo inválido entre na população.</w:t>
+        <w:t>Cada gene tem probabilidade mutation_rate de ser perturbado. O ruído é gaussiano com desvio padrão proporcional ao range do parâmetro. Os valores são sempre clipados dentro dos limites definidos, garantindo que nenhum indivíduo inválido entre na população.</w:t>
       </w:r>
     </w:p>
     <w:p>
@@ -2022,15 +1729,7 @@
         <w:t xml:space="preserve">Métrica: </w:t>
       </w:r>
       <w:r>
-        <w:t xml:space="preserve">F1-Score no conjunto de teste (20% do </w:t>
-      </w:r>
-      <w:proofErr w:type="spellStart"/>
-      <w:r>
-        <w:t>dataset</w:t>
-      </w:r>
-      <w:proofErr w:type="spellEnd"/>
-      <w:r>
-        <w:t>, estratificado).</w:t>
+        <w:t>F1-Score no conjunto de teste (20% do dataset, estratificado).</w:t>
       </w:r>
     </w:p>
     <w:p>
@@ -2043,31 +1742,7 @@
         <w:spacing w:before="80" w:after="80"/>
       </w:pPr>
       <w:r>
-        <w:t xml:space="preserve">O F1-Score foi escolhido como fitness por balancear </w:t>
-      </w:r>
-      <w:proofErr w:type="spellStart"/>
-      <w:r>
-        <w:t>Precision</w:t>
-      </w:r>
-      <w:proofErr w:type="spellEnd"/>
-      <w:r>
-        <w:t xml:space="preserve"> e Recall. Em diagnóstico médico, Recall (sensibilidade) é especialmente crítico — um falso negativo (câncer não detectado) tem consequências muito mais graves que um falso positivo. O F1 penaliza tanto um quanto o outro, sendo mais adequado que </w:t>
-      </w:r>
-      <w:proofErr w:type="spellStart"/>
-      <w:r>
-        <w:t>accuracy</w:t>
-      </w:r>
-      <w:proofErr w:type="spellEnd"/>
-      <w:r>
-        <w:t xml:space="preserve"> para </w:t>
-      </w:r>
-      <w:proofErr w:type="spellStart"/>
-      <w:r>
-        <w:t>datasets</w:t>
-      </w:r>
-      <w:proofErr w:type="spellEnd"/>
-      <w:r>
-        <w:t xml:space="preserve"> com leve desbalanceamento.</w:t>
+        <w:t>O F1-Score foi escolhido como fitness por balancear Precision e Recall. Em diagnóstico médico, Recall (sensibilidade) é especialmente crítico — um falso negativo (câncer não detectado) tem consequências muito mais graves que um falso positivo. O F1 penaliza tanto um quanto o outro, sendo mais adequado que accuracy para datasets com leve desbalanceamento.</w:t>
       </w:r>
     </w:p>
     <w:p>
@@ -2121,12 +1796,6 @@
         <w:gridCol w:w="1998"/>
       </w:tblGrid>
       <w:tr>
-        <w:tblPrEx>
-          <w:tblCellMar>
-            <w:top w:w="0" w:type="dxa"/>
-            <w:bottom w:w="0" w:type="dxa"/>
-          </w:tblCellMar>
-        </w:tblPrEx>
         <w:trPr>
           <w:tblHeader/>
         </w:trPr>
@@ -2180,9 +1849,25 @@
                 <w:sz w:val="20"/>
                 <w:szCs w:val="20"/>
               </w:rPr>
-              <w:t xml:space="preserve">Pop. </w:t>
-            </w:r>
-            <w:proofErr w:type="spellStart"/>
+              <w:t>Pop. Size</w:t>
+            </w:r>
+          </w:p>
+        </w:tc>
+        <w:tc>
+          <w:tcPr>
+            <w:tcW w:w="1" w:type="auto"/>
+            <w:shd w:val="clear" w:color="auto" w:fill="2E75B6"/>
+            <w:tcMar>
+              <w:top w:w="40" w:type="dxa"/>
+              <w:left w:w="80" w:type="dxa"/>
+              <w:bottom w:w="40" w:type="dxa"/>
+              <w:right w:w="80" w:type="dxa"/>
+            </w:tcMar>
+          </w:tcPr>
+          <w:p>
+            <w:pPr>
+              <w:spacing w:before="60" w:after="60"/>
+            </w:pPr>
             <w:r>
               <w:rPr>
                 <w:b/>
@@ -2191,9 +1876,8 @@
                 <w:sz w:val="20"/>
                 <w:szCs w:val="20"/>
               </w:rPr>
-              <w:t>Size</w:t>
-            </w:r>
-            <w:proofErr w:type="spellEnd"/>
+              <w:t>Gerações</w:t>
+            </w:r>
           </w:p>
         </w:tc>
         <w:tc>
@@ -2219,7 +1903,7 @@
                 <w:sz w:val="20"/>
                 <w:szCs w:val="20"/>
               </w:rPr>
-              <w:t>Gerações</w:t>
+              <w:t>Taxa Mutação</w:t>
             </w:r>
           </w:p>
         </w:tc>
@@ -2246,88 +1930,35 @@
                 <w:sz w:val="20"/>
                 <w:szCs w:val="20"/>
               </w:rPr>
-              <w:t>Taxa Mutação</w:t>
-            </w:r>
-          </w:p>
-        </w:tc>
-        <w:tc>
-          <w:tcPr>
-            <w:tcW w:w="1" w:type="auto"/>
-            <w:shd w:val="clear" w:color="auto" w:fill="2E75B6"/>
-            <w:tcMar>
-              <w:top w:w="40" w:type="dxa"/>
-              <w:left w:w="80" w:type="dxa"/>
-              <w:bottom w:w="40" w:type="dxa"/>
-              <w:right w:w="80" w:type="dxa"/>
-            </w:tcMar>
-          </w:tcPr>
-          <w:p>
-            <w:pPr>
-              <w:spacing w:before="60" w:after="60"/>
-            </w:pPr>
-            <w:r>
-              <w:rPr>
-                <w:b/>
-                <w:bCs/>
-                <w:color w:val="FFFFFF"/>
-                <w:sz w:val="20"/>
-                <w:szCs w:val="20"/>
-              </w:rPr>
               <w:t>Taxa Crossover</w:t>
             </w:r>
           </w:p>
         </w:tc>
       </w:tr>
       <w:tr>
-        <w:tblPrEx>
-          <w:tblCellMar>
-            <w:top w:w="0" w:type="dxa"/>
-            <w:bottom w:w="0" w:type="dxa"/>
-          </w:tblCellMar>
-        </w:tblPrEx>
-        <w:tc>
-          <w:tcPr>
-            <w:tcW w:w="1" w:type="auto"/>
-            <w:shd w:val="clear" w:color="auto" w:fill="FFFFFF"/>
-            <w:tcMar>
-              <w:top w:w="40" w:type="dxa"/>
-              <w:left w:w="80" w:type="dxa"/>
-              <w:bottom w:w="40" w:type="dxa"/>
-              <w:right w:w="80" w:type="dxa"/>
-            </w:tcMar>
-          </w:tcPr>
-          <w:p>
-            <w:pPr>
-              <w:spacing w:before="60" w:after="60"/>
-            </w:pPr>
-            <w:proofErr w:type="spellStart"/>
-            <w:r>
-              <w:rPr>
-                <w:color w:val="000000"/>
-                <w:sz w:val="20"/>
-                <w:szCs w:val="20"/>
-              </w:rPr>
-              <w:t>Exp</w:t>
-            </w:r>
-            <w:proofErr w:type="spellEnd"/>
-            <w:r>
-              <w:rPr>
-                <w:color w:val="000000"/>
-                <w:sz w:val="20"/>
-                <w:szCs w:val="20"/>
-              </w:rPr>
-              <w:t xml:space="preserve"> 1 — </w:t>
-            </w:r>
-            <w:proofErr w:type="spellStart"/>
-            <w:r>
-              <w:rPr>
-                <w:color w:val="000000"/>
-                <w:sz w:val="20"/>
-                <w:szCs w:val="20"/>
-              </w:rPr>
-              <w:t>Conservative</w:t>
-            </w:r>
-            <w:proofErr w:type="spellEnd"/>
+        <w:tc>
+          <w:tcPr>
+            <w:tcW w:w="1" w:type="auto"/>
+            <w:shd w:val="clear" w:color="auto" w:fill="FFFFFF"/>
+            <w:tcMar>
+              <w:top w:w="40" w:type="dxa"/>
+              <w:left w:w="80" w:type="dxa"/>
+              <w:bottom w:w="40" w:type="dxa"/>
+              <w:right w:w="80" w:type="dxa"/>
+            </w:tcMar>
+          </w:tcPr>
+          <w:p>
+            <w:pPr>
+              <w:spacing w:before="60" w:after="60"/>
+            </w:pPr>
+            <w:r>
+              <w:rPr>
+                <w:color w:val="000000"/>
+                <w:sz w:val="20"/>
+                <w:szCs w:val="20"/>
+              </w:rPr>
+              <w:t>Exp 1 — Conservative</w:t>
+            </w:r>
           </w:p>
         </w:tc>
         <w:tc>
@@ -2432,12 +2063,6 @@
         </w:tc>
       </w:tr>
       <w:tr>
-        <w:tblPrEx>
-          <w:tblCellMar>
-            <w:top w:w="0" w:type="dxa"/>
-            <w:bottom w:w="0" w:type="dxa"/>
-          </w:tblCellMar>
-        </w:tblPrEx>
         <w:tc>
           <w:tcPr>
             <w:tcW w:w="1" w:type="auto"/>
@@ -2453,34 +2078,14 @@
             <w:pPr>
               <w:spacing w:before="60" w:after="60"/>
             </w:pPr>
-            <w:proofErr w:type="spellStart"/>
-            <w:r>
-              <w:rPr>
-                <w:color w:val="000000"/>
-                <w:sz w:val="20"/>
-                <w:szCs w:val="20"/>
-              </w:rPr>
-              <w:t>Exp</w:t>
-            </w:r>
-            <w:proofErr w:type="spellEnd"/>
-            <w:r>
-              <w:rPr>
-                <w:color w:val="000000"/>
-                <w:sz w:val="20"/>
-                <w:szCs w:val="20"/>
-              </w:rPr>
-              <w:t xml:space="preserve"> 2 — </w:t>
-            </w:r>
-            <w:proofErr w:type="spellStart"/>
-            <w:r>
-              <w:rPr>
-                <w:color w:val="000000"/>
-                <w:sz w:val="20"/>
-                <w:szCs w:val="20"/>
-              </w:rPr>
-              <w:t>Balanced</w:t>
-            </w:r>
-            <w:proofErr w:type="spellEnd"/>
+            <w:r>
+              <w:rPr>
+                <w:color w:val="000000"/>
+                <w:sz w:val="20"/>
+                <w:szCs w:val="20"/>
+              </w:rPr>
+              <w:t>Exp 2 — Balanced</w:t>
+            </w:r>
           </w:p>
         </w:tc>
         <w:tc>
@@ -2585,55 +2190,29 @@
         </w:tc>
       </w:tr>
       <w:tr>
-        <w:tblPrEx>
-          <w:tblCellMar>
-            <w:top w:w="0" w:type="dxa"/>
-            <w:bottom w:w="0" w:type="dxa"/>
-          </w:tblCellMar>
-        </w:tblPrEx>
-        <w:tc>
-          <w:tcPr>
-            <w:tcW w:w="1" w:type="auto"/>
-            <w:shd w:val="clear" w:color="auto" w:fill="FFFFFF"/>
-            <w:tcMar>
-              <w:top w:w="40" w:type="dxa"/>
-              <w:left w:w="80" w:type="dxa"/>
-              <w:bottom w:w="40" w:type="dxa"/>
-              <w:right w:w="80" w:type="dxa"/>
-            </w:tcMar>
-          </w:tcPr>
-          <w:p>
-            <w:pPr>
-              <w:spacing w:before="60" w:after="60"/>
-            </w:pPr>
-            <w:proofErr w:type="spellStart"/>
-            <w:r>
-              <w:rPr>
-                <w:color w:val="000000"/>
-                <w:sz w:val="20"/>
-                <w:szCs w:val="20"/>
-              </w:rPr>
-              <w:t>Exp</w:t>
-            </w:r>
-            <w:proofErr w:type="spellEnd"/>
-            <w:r>
-              <w:rPr>
-                <w:color w:val="000000"/>
-                <w:sz w:val="20"/>
-                <w:szCs w:val="20"/>
-              </w:rPr>
-              <w:t xml:space="preserve"> 3 — </w:t>
-            </w:r>
-            <w:proofErr w:type="spellStart"/>
-            <w:r>
-              <w:rPr>
-                <w:color w:val="000000"/>
-                <w:sz w:val="20"/>
-                <w:szCs w:val="20"/>
-              </w:rPr>
-              <w:t>Aggressive</w:t>
-            </w:r>
-            <w:proofErr w:type="spellEnd"/>
+        <w:tc>
+          <w:tcPr>
+            <w:tcW w:w="1" w:type="auto"/>
+            <w:shd w:val="clear" w:color="auto" w:fill="FFFFFF"/>
+            <w:tcMar>
+              <w:top w:w="40" w:type="dxa"/>
+              <w:left w:w="80" w:type="dxa"/>
+              <w:bottom w:w="40" w:type="dxa"/>
+              <w:right w:w="80" w:type="dxa"/>
+            </w:tcMar>
+          </w:tcPr>
+          <w:p>
+            <w:pPr>
+              <w:spacing w:before="60" w:after="60"/>
+            </w:pPr>
+            <w:r>
+              <w:rPr>
+                <w:color w:val="000000"/>
+                <w:sz w:val="20"/>
+                <w:szCs w:val="20"/>
+              </w:rPr>
+              <w:t>Exp 3 — Aggressive</w:t>
+            </w:r>
           </w:p>
         </w:tc>
         <w:tc>
@@ -2756,86 +2335,48 @@
       <w:pPr>
         <w:spacing w:before="80" w:after="80"/>
       </w:pPr>
-      <w:proofErr w:type="spellStart"/>
       <w:r>
         <w:rPr>
           <w:b/>
           <w:bCs/>
           <w:color w:val="000000"/>
         </w:rPr>
-        <w:t>Conservative</w:t>
-      </w:r>
-      <w:proofErr w:type="spellEnd"/>
+        <w:t xml:space="preserve">Conservative: </w:t>
+      </w:r>
+      <w:r>
+        <w:t>População pequena e mutação baixa para testar convergência rápida. Favorece exploração local — útil quando o espaço tem poucos ótimos locais.</w:t>
+      </w:r>
+    </w:p>
+    <w:p>
+      <w:pPr>
+        <w:spacing w:before="80" w:after="80"/>
+      </w:pPr>
       <w:r>
         <w:rPr>
           <w:b/>
           <w:bCs/>
           <w:color w:val="000000"/>
         </w:rPr>
-        <w:t xml:space="preserve">: </w:t>
-      </w:r>
-      <w:r>
-        <w:t>População pequena e mutação baixa para testar convergência rápida. Favorece exploração local — útil quando o espaço tem poucos ótimos locais.</w:t>
+        <w:t xml:space="preserve">Balanced: </w:t>
+      </w:r>
+      <w:r>
+        <w:t>Configuração intermediária, representando o equilíbrio clássico entre exploração global (população maior) e convergência (mutação moderada).</w:t>
       </w:r>
     </w:p>
     <w:p>
       <w:pPr>
         <w:spacing w:before="80" w:after="80"/>
       </w:pPr>
-      <w:proofErr w:type="spellStart"/>
       <w:r>
         <w:rPr>
           <w:b/>
           <w:bCs/>
           <w:color w:val="000000"/>
         </w:rPr>
-        <w:t>Balanced</w:t>
-      </w:r>
-      <w:proofErr w:type="spellEnd"/>
-      <w:r>
-        <w:rPr>
-          <w:b/>
-          <w:bCs/>
-          <w:color w:val="000000"/>
-        </w:rPr>
-        <w:t xml:space="preserve">: </w:t>
-      </w:r>
-      <w:r>
-        <w:t>Configuração intermediária, representando o equilíbrio clássico entre exploração global (população maior) e convergência (mutação moderada).</w:t>
-      </w:r>
-    </w:p>
-    <w:p>
-      <w:pPr>
-        <w:spacing w:before="80" w:after="80"/>
-      </w:pPr>
-      <w:proofErr w:type="spellStart"/>
-      <w:r>
-        <w:rPr>
-          <w:b/>
-          <w:bCs/>
-          <w:color w:val="000000"/>
-        </w:rPr>
-        <w:t>Aggressive</w:t>
-      </w:r>
-      <w:proofErr w:type="spellEnd"/>
-      <w:r>
-        <w:rPr>
-          <w:b/>
-          <w:bCs/>
-          <w:color w:val="000000"/>
-        </w:rPr>
-        <w:t xml:space="preserve">: </w:t>
-      </w:r>
-      <w:r>
-        <w:t xml:space="preserve">Alta mutação e população grande para máxima diversidade. Mais </w:t>
-      </w:r>
-      <w:proofErr w:type="gramStart"/>
-      <w:r>
-        <w:t>lento</w:t>
-      </w:r>
-      <w:proofErr w:type="gramEnd"/>
-      <w:r>
-        <w:t xml:space="preserve"> mas menos suscetível a ficar preso em ótimos locais.</w:t>
+        <w:t xml:space="preserve">Aggressive: </w:t>
+      </w:r>
+      <w:r>
+        <w:t>Alta mutação e população grande para máxima diversidade. Mais lento mas menos suscetível a ficar preso em ótimos locais.</w:t>
       </w:r>
     </w:p>
     <w:p>
@@ -2878,12 +2419,6 @@
         <w:gridCol w:w="823"/>
       </w:tblGrid>
       <w:tr>
-        <w:tblPrEx>
-          <w:tblCellMar>
-            <w:top w:w="0" w:type="dxa"/>
-            <w:bottom w:w="0" w:type="dxa"/>
-          </w:tblCellMar>
-        </w:tblPrEx>
         <w:trPr>
           <w:tblHeader/>
         </w:trPr>
@@ -2929,7 +2464,6 @@
             <w:pPr>
               <w:spacing w:before="60" w:after="60"/>
             </w:pPr>
-            <w:proofErr w:type="spellStart"/>
             <w:r>
               <w:rPr>
                 <w:b/>
@@ -2940,7 +2474,6 @@
               </w:rPr>
               <w:t>n_estimators</w:t>
             </w:r>
-            <w:proofErr w:type="spellEnd"/>
           </w:p>
         </w:tc>
         <w:tc>
@@ -2958,7 +2491,6 @@
             <w:pPr>
               <w:spacing w:before="60" w:after="60"/>
             </w:pPr>
-            <w:proofErr w:type="spellStart"/>
             <w:r>
               <w:rPr>
                 <w:b/>
@@ -2969,7 +2501,6 @@
               </w:rPr>
               <w:t>max_depth</w:t>
             </w:r>
-            <w:proofErr w:type="spellEnd"/>
           </w:p>
         </w:tc>
         <w:tc>
@@ -2987,7 +2518,6 @@
             <w:pPr>
               <w:spacing w:before="60" w:after="60"/>
             </w:pPr>
-            <w:proofErr w:type="spellStart"/>
             <w:r>
               <w:rPr>
                 <w:b/>
@@ -2998,7 +2528,6 @@
               </w:rPr>
               <w:t>min_samples_split</w:t>
             </w:r>
-            <w:proofErr w:type="spellEnd"/>
           </w:p>
         </w:tc>
         <w:tc>
@@ -3016,7 +2545,6 @@
             <w:pPr>
               <w:spacing w:before="60" w:after="60"/>
             </w:pPr>
-            <w:proofErr w:type="spellStart"/>
             <w:r>
               <w:rPr>
                 <w:b/>
@@ -3027,7 +2555,6 @@
               </w:rPr>
               <w:t>max_features</w:t>
             </w:r>
-            <w:proofErr w:type="spellEnd"/>
           </w:p>
         </w:tc>
         <w:tc>
@@ -3059,55 +2586,29 @@
         </w:tc>
       </w:tr>
       <w:tr>
-        <w:tblPrEx>
-          <w:tblCellMar>
-            <w:top w:w="0" w:type="dxa"/>
-            <w:bottom w:w="0" w:type="dxa"/>
-          </w:tblCellMar>
-        </w:tblPrEx>
-        <w:tc>
-          <w:tcPr>
-            <w:tcW w:w="1" w:type="auto"/>
-            <w:shd w:val="clear" w:color="auto" w:fill="FFFFFF"/>
-            <w:tcMar>
-              <w:top w:w="40" w:type="dxa"/>
-              <w:left w:w="80" w:type="dxa"/>
-              <w:bottom w:w="40" w:type="dxa"/>
-              <w:right w:w="80" w:type="dxa"/>
-            </w:tcMar>
-          </w:tcPr>
-          <w:p>
-            <w:pPr>
-              <w:spacing w:before="60" w:after="60"/>
-            </w:pPr>
-            <w:proofErr w:type="spellStart"/>
-            <w:r>
-              <w:rPr>
-                <w:color w:val="000000"/>
-                <w:sz w:val="20"/>
-                <w:szCs w:val="20"/>
-              </w:rPr>
-              <w:t>Exp</w:t>
-            </w:r>
-            <w:proofErr w:type="spellEnd"/>
-            <w:r>
-              <w:rPr>
-                <w:color w:val="000000"/>
-                <w:sz w:val="20"/>
-                <w:szCs w:val="20"/>
-              </w:rPr>
-              <w:t xml:space="preserve"> 1 — </w:t>
-            </w:r>
-            <w:proofErr w:type="spellStart"/>
-            <w:r>
-              <w:rPr>
-                <w:color w:val="000000"/>
-                <w:sz w:val="20"/>
-                <w:szCs w:val="20"/>
-              </w:rPr>
-              <w:t>Conservative</w:t>
-            </w:r>
-            <w:proofErr w:type="spellEnd"/>
+        <w:tc>
+          <w:tcPr>
+            <w:tcW w:w="1" w:type="auto"/>
+            <w:shd w:val="clear" w:color="auto" w:fill="FFFFFF"/>
+            <w:tcMar>
+              <w:top w:w="40" w:type="dxa"/>
+              <w:left w:w="80" w:type="dxa"/>
+              <w:bottom w:w="40" w:type="dxa"/>
+              <w:right w:w="80" w:type="dxa"/>
+            </w:tcMar>
+          </w:tcPr>
+          <w:p>
+            <w:pPr>
+              <w:spacing w:before="60" w:after="60"/>
+            </w:pPr>
+            <w:r>
+              <w:rPr>
+                <w:color w:val="000000"/>
+                <w:sz w:val="20"/>
+                <w:szCs w:val="20"/>
+              </w:rPr>
+              <w:t>Exp 1 — Conservative</w:t>
+            </w:r>
           </w:p>
         </w:tc>
         <w:tc>
@@ -3237,12 +2738,6 @@
         </w:tc>
       </w:tr>
       <w:tr>
-        <w:tblPrEx>
-          <w:tblCellMar>
-            <w:top w:w="0" w:type="dxa"/>
-            <w:bottom w:w="0" w:type="dxa"/>
-          </w:tblCellMar>
-        </w:tblPrEx>
         <w:tc>
           <w:tcPr>
             <w:tcW w:w="1" w:type="auto"/>
@@ -3258,34 +2753,14 @@
             <w:pPr>
               <w:spacing w:before="60" w:after="60"/>
             </w:pPr>
-            <w:proofErr w:type="spellStart"/>
-            <w:r>
-              <w:rPr>
-                <w:color w:val="000000"/>
-                <w:sz w:val="20"/>
-                <w:szCs w:val="20"/>
-              </w:rPr>
-              <w:t>Exp</w:t>
-            </w:r>
-            <w:proofErr w:type="spellEnd"/>
-            <w:r>
-              <w:rPr>
-                <w:color w:val="000000"/>
-                <w:sz w:val="20"/>
-                <w:szCs w:val="20"/>
-              </w:rPr>
-              <w:t xml:space="preserve"> 2 — </w:t>
-            </w:r>
-            <w:proofErr w:type="spellStart"/>
-            <w:r>
-              <w:rPr>
-                <w:color w:val="000000"/>
-                <w:sz w:val="20"/>
-                <w:szCs w:val="20"/>
-              </w:rPr>
-              <w:t>Balanced</w:t>
-            </w:r>
-            <w:proofErr w:type="spellEnd"/>
+            <w:r>
+              <w:rPr>
+                <w:color w:val="000000"/>
+                <w:sz w:val="20"/>
+                <w:szCs w:val="20"/>
+              </w:rPr>
+              <w:t>Exp 2 — Balanced</w:t>
+            </w:r>
           </w:p>
         </w:tc>
         <w:tc>
@@ -3415,55 +2890,29 @@
         </w:tc>
       </w:tr>
       <w:tr>
-        <w:tblPrEx>
-          <w:tblCellMar>
-            <w:top w:w="0" w:type="dxa"/>
-            <w:bottom w:w="0" w:type="dxa"/>
-          </w:tblCellMar>
-        </w:tblPrEx>
-        <w:tc>
-          <w:tcPr>
-            <w:tcW w:w="1" w:type="auto"/>
-            <w:shd w:val="clear" w:color="auto" w:fill="FFFFFF"/>
-            <w:tcMar>
-              <w:top w:w="40" w:type="dxa"/>
-              <w:left w:w="80" w:type="dxa"/>
-              <w:bottom w:w="40" w:type="dxa"/>
-              <w:right w:w="80" w:type="dxa"/>
-            </w:tcMar>
-          </w:tcPr>
-          <w:p>
-            <w:pPr>
-              <w:spacing w:before="60" w:after="60"/>
-            </w:pPr>
-            <w:proofErr w:type="spellStart"/>
-            <w:r>
-              <w:rPr>
-                <w:color w:val="000000"/>
-                <w:sz w:val="20"/>
-                <w:szCs w:val="20"/>
-              </w:rPr>
-              <w:t>Exp</w:t>
-            </w:r>
-            <w:proofErr w:type="spellEnd"/>
-            <w:r>
-              <w:rPr>
-                <w:color w:val="000000"/>
-                <w:sz w:val="20"/>
-                <w:szCs w:val="20"/>
-              </w:rPr>
-              <w:t xml:space="preserve"> 3 — </w:t>
-            </w:r>
-            <w:proofErr w:type="spellStart"/>
-            <w:r>
-              <w:rPr>
-                <w:color w:val="000000"/>
-                <w:sz w:val="20"/>
-                <w:szCs w:val="20"/>
-              </w:rPr>
-              <w:t>Aggressive</w:t>
-            </w:r>
-            <w:proofErr w:type="spellEnd"/>
+        <w:tc>
+          <w:tcPr>
+            <w:tcW w:w="1" w:type="auto"/>
+            <w:shd w:val="clear" w:color="auto" w:fill="FFFFFF"/>
+            <w:tcMar>
+              <w:top w:w="40" w:type="dxa"/>
+              <w:left w:w="80" w:type="dxa"/>
+              <w:bottom w:w="40" w:type="dxa"/>
+              <w:right w:w="80" w:type="dxa"/>
+            </w:tcMar>
+          </w:tcPr>
+          <w:p>
+            <w:pPr>
+              <w:spacing w:before="60" w:after="60"/>
+            </w:pPr>
+            <w:r>
+              <w:rPr>
+                <w:color w:val="000000"/>
+                <w:sz w:val="20"/>
+                <w:szCs w:val="20"/>
+              </w:rPr>
+              <w:t>Exp 3 — Aggressive</w:t>
+            </w:r>
           </w:p>
         </w:tc>
         <w:tc>
@@ -3603,15 +3052,7 @@
         <w:spacing w:before="80" w:after="80"/>
       </w:pPr>
       <w:r>
-        <w:t xml:space="preserve">Nota: os três experimentos convergiram para o mesmo F1-Score apesar de encontrarem configurações de </w:t>
-      </w:r>
-      <w:proofErr w:type="spellStart"/>
-      <w:r>
-        <w:t>hiperparâmetros</w:t>
-      </w:r>
-      <w:proofErr w:type="spellEnd"/>
-      <w:r>
-        <w:t xml:space="preserve"> muito diferentes. Esse resultado é analisado na seção 4.</w:t>
+        <w:t>Nota: os três experimentos convergiram para o mesmo F1-Score apesar de encontrarem configurações de hiperparâmetros muito diferentes. Esse resultado é analisado na seção 4.</w:t>
       </w:r>
     </w:p>
     <w:p>
@@ -3667,12 +3108,6 @@
         <w:gridCol w:w="1088"/>
       </w:tblGrid>
       <w:tr>
-        <w:tblPrEx>
-          <w:tblCellMar>
-            <w:top w:w="0" w:type="dxa"/>
-            <w:bottom w:w="0" w:type="dxa"/>
-          </w:tblCellMar>
-        </w:tblPrEx>
         <w:trPr>
           <w:tblHeader/>
         </w:trPr>
@@ -3718,7 +3153,6 @@
             <w:pPr>
               <w:spacing w:before="60" w:after="60"/>
             </w:pPr>
-            <w:proofErr w:type="spellStart"/>
             <w:r>
               <w:rPr>
                 <w:b/>
@@ -3729,7 +3163,6 @@
               </w:rPr>
               <w:t>Accuracy</w:t>
             </w:r>
-            <w:proofErr w:type="spellEnd"/>
           </w:p>
         </w:tc>
         <w:tc>
@@ -3747,7 +3180,6 @@
             <w:pPr>
               <w:spacing w:before="60" w:after="60"/>
             </w:pPr>
-            <w:proofErr w:type="spellStart"/>
             <w:r>
               <w:rPr>
                 <w:b/>
@@ -3758,7 +3190,6 @@
               </w:rPr>
               <w:t>Precision</w:t>
             </w:r>
-            <w:proofErr w:type="spellEnd"/>
           </w:p>
         </w:tc>
         <w:tc>
@@ -3844,12 +3275,6 @@
         </w:tc>
       </w:tr>
       <w:tr>
-        <w:tblPrEx>
-          <w:tblCellMar>
-            <w:top w:w="0" w:type="dxa"/>
-            <w:bottom w:w="0" w:type="dxa"/>
-          </w:tblCellMar>
-        </w:tblPrEx>
         <w:tc>
           <w:tcPr>
             <w:tcW w:w="1" w:type="auto"/>
@@ -4002,12 +3427,6 @@
         </w:tc>
       </w:tr>
       <w:tr>
-        <w:tblPrEx>
-          <w:tblCellMar>
-            <w:top w:w="0" w:type="dxa"/>
-            <w:bottom w:w="0" w:type="dxa"/>
-          </w:tblCellMar>
-        </w:tblPrEx>
         <w:tc>
           <w:tcPr>
             <w:tcW w:w="1" w:type="auto"/>
@@ -4029,25 +3448,7 @@
                 <w:sz w:val="20"/>
                 <w:szCs w:val="20"/>
               </w:rPr>
-              <w:t xml:space="preserve">Baseline </w:t>
-            </w:r>
-            <w:proofErr w:type="spellStart"/>
-            <w:r>
-              <w:rPr>
-                <w:color w:val="000000"/>
-                <w:sz w:val="20"/>
-                <w:szCs w:val="20"/>
-              </w:rPr>
-              <w:t>Logistic</w:t>
-            </w:r>
-            <w:proofErr w:type="spellEnd"/>
-            <w:r>
-              <w:rPr>
-                <w:color w:val="000000"/>
-                <w:sz w:val="20"/>
-                <w:szCs w:val="20"/>
-              </w:rPr>
-              <w:t xml:space="preserve"> Reg.</w:t>
+              <w:t>Baseline Logistic Reg.</w:t>
             </w:r>
           </w:p>
         </w:tc>
@@ -4178,63 +3579,29 @@
         </w:tc>
       </w:tr>
       <w:tr>
-        <w:tblPrEx>
-          <w:tblCellMar>
-            <w:top w:w="0" w:type="dxa"/>
-            <w:bottom w:w="0" w:type="dxa"/>
-          </w:tblCellMar>
-        </w:tblPrEx>
-        <w:tc>
-          <w:tcPr>
-            <w:tcW w:w="1" w:type="auto"/>
-            <w:shd w:val="clear" w:color="auto" w:fill="FFFFFF"/>
-            <w:tcMar>
-              <w:top w:w="40" w:type="dxa"/>
-              <w:left w:w="80" w:type="dxa"/>
-              <w:bottom w:w="40" w:type="dxa"/>
-              <w:right w:w="80" w:type="dxa"/>
-            </w:tcMar>
-          </w:tcPr>
-          <w:p>
-            <w:pPr>
-              <w:spacing w:before="60" w:after="60"/>
-            </w:pPr>
-            <w:r>
-              <w:rPr>
-                <w:color w:val="000000"/>
-                <w:sz w:val="20"/>
-                <w:szCs w:val="20"/>
-              </w:rPr>
-              <w:t xml:space="preserve">GA </w:t>
-            </w:r>
-            <w:proofErr w:type="spellStart"/>
-            <w:r>
-              <w:rPr>
-                <w:color w:val="000000"/>
-                <w:sz w:val="20"/>
-                <w:szCs w:val="20"/>
-              </w:rPr>
-              <w:t>Exp</w:t>
-            </w:r>
-            <w:proofErr w:type="spellEnd"/>
-            <w:r>
-              <w:rPr>
-                <w:color w:val="000000"/>
-                <w:sz w:val="20"/>
-                <w:szCs w:val="20"/>
-              </w:rPr>
-              <w:t xml:space="preserve"> 1 — </w:t>
-            </w:r>
-            <w:proofErr w:type="spellStart"/>
-            <w:r>
-              <w:rPr>
-                <w:color w:val="000000"/>
-                <w:sz w:val="20"/>
-                <w:szCs w:val="20"/>
-              </w:rPr>
-              <w:t>Conservative</w:t>
-            </w:r>
-            <w:proofErr w:type="spellEnd"/>
+        <w:tc>
+          <w:tcPr>
+            <w:tcW w:w="1" w:type="auto"/>
+            <w:shd w:val="clear" w:color="auto" w:fill="FFFFFF"/>
+            <w:tcMar>
+              <w:top w:w="40" w:type="dxa"/>
+              <w:left w:w="80" w:type="dxa"/>
+              <w:bottom w:w="40" w:type="dxa"/>
+              <w:right w:w="80" w:type="dxa"/>
+            </w:tcMar>
+          </w:tcPr>
+          <w:p>
+            <w:pPr>
+              <w:spacing w:before="60" w:after="60"/>
+            </w:pPr>
+            <w:r>
+              <w:rPr>
+                <w:color w:val="000000"/>
+                <w:sz w:val="20"/>
+                <w:szCs w:val="20"/>
+              </w:rPr>
+              <w:t>GA Exp 1 — Conservative</w:t>
+            </w:r>
           </w:p>
         </w:tc>
         <w:tc>
@@ -4364,12 +3731,6 @@
         </w:tc>
       </w:tr>
       <w:tr>
-        <w:tblPrEx>
-          <w:tblCellMar>
-            <w:top w:w="0" w:type="dxa"/>
-            <w:bottom w:w="0" w:type="dxa"/>
-          </w:tblCellMar>
-        </w:tblPrEx>
         <w:tc>
           <w:tcPr>
             <w:tcW w:w="1" w:type="auto"/>
@@ -4391,36 +3752,8 @@
                 <w:sz w:val="20"/>
                 <w:szCs w:val="20"/>
               </w:rPr>
-              <w:t xml:space="preserve">GA </w:t>
-            </w:r>
-            <w:proofErr w:type="spellStart"/>
-            <w:r>
-              <w:rPr>
-                <w:color w:val="000000"/>
-                <w:sz w:val="20"/>
-                <w:szCs w:val="20"/>
-              </w:rPr>
-              <w:t>Exp</w:t>
-            </w:r>
-            <w:proofErr w:type="spellEnd"/>
-            <w:r>
-              <w:rPr>
-                <w:color w:val="000000"/>
-                <w:sz w:val="20"/>
-                <w:szCs w:val="20"/>
-              </w:rPr>
-              <w:t xml:space="preserve"> 2 — </w:t>
-            </w:r>
-            <w:proofErr w:type="spellStart"/>
-            <w:r>
-              <w:rPr>
-                <w:color w:val="000000"/>
-                <w:sz w:val="20"/>
-                <w:szCs w:val="20"/>
-              </w:rPr>
-              <w:t>Balanced</w:t>
-            </w:r>
-            <w:proofErr w:type="spellEnd"/>
+              <w:t>GA Exp 2 — Balanced</w:t>
+            </w:r>
           </w:p>
         </w:tc>
         <w:tc>
@@ -4550,63 +3883,29 @@
         </w:tc>
       </w:tr>
       <w:tr>
-        <w:tblPrEx>
-          <w:tblCellMar>
-            <w:top w:w="0" w:type="dxa"/>
-            <w:bottom w:w="0" w:type="dxa"/>
-          </w:tblCellMar>
-        </w:tblPrEx>
-        <w:tc>
-          <w:tcPr>
-            <w:tcW w:w="1" w:type="auto"/>
-            <w:shd w:val="clear" w:color="auto" w:fill="FFFFFF"/>
-            <w:tcMar>
-              <w:top w:w="40" w:type="dxa"/>
-              <w:left w:w="80" w:type="dxa"/>
-              <w:bottom w:w="40" w:type="dxa"/>
-              <w:right w:w="80" w:type="dxa"/>
-            </w:tcMar>
-          </w:tcPr>
-          <w:p>
-            <w:pPr>
-              <w:spacing w:before="60" w:after="60"/>
-            </w:pPr>
-            <w:r>
-              <w:rPr>
-                <w:color w:val="000000"/>
-                <w:sz w:val="20"/>
-                <w:szCs w:val="20"/>
-              </w:rPr>
-              <w:t xml:space="preserve">GA </w:t>
-            </w:r>
-            <w:proofErr w:type="spellStart"/>
-            <w:r>
-              <w:rPr>
-                <w:color w:val="000000"/>
-                <w:sz w:val="20"/>
-                <w:szCs w:val="20"/>
-              </w:rPr>
-              <w:t>Exp</w:t>
-            </w:r>
-            <w:proofErr w:type="spellEnd"/>
-            <w:r>
-              <w:rPr>
-                <w:color w:val="000000"/>
-                <w:sz w:val="20"/>
-                <w:szCs w:val="20"/>
-              </w:rPr>
-              <w:t xml:space="preserve"> 3 — </w:t>
-            </w:r>
-            <w:proofErr w:type="spellStart"/>
-            <w:r>
-              <w:rPr>
-                <w:color w:val="000000"/>
-                <w:sz w:val="20"/>
-                <w:szCs w:val="20"/>
-              </w:rPr>
-              <w:t>Aggressive</w:t>
-            </w:r>
-            <w:proofErr w:type="spellEnd"/>
+        <w:tc>
+          <w:tcPr>
+            <w:tcW w:w="1" w:type="auto"/>
+            <w:shd w:val="clear" w:color="auto" w:fill="FFFFFF"/>
+            <w:tcMar>
+              <w:top w:w="40" w:type="dxa"/>
+              <w:left w:w="80" w:type="dxa"/>
+              <w:bottom w:w="40" w:type="dxa"/>
+              <w:right w:w="80" w:type="dxa"/>
+            </w:tcMar>
+          </w:tcPr>
+          <w:p>
+            <w:pPr>
+              <w:spacing w:before="60" w:after="60"/>
+            </w:pPr>
+            <w:r>
+              <w:rPr>
+                <w:color w:val="000000"/>
+                <w:sz w:val="20"/>
+                <w:szCs w:val="20"/>
+              </w:rPr>
+              <w:t>GA Exp 3 — Aggressive</w:t>
+            </w:r>
           </w:p>
         </w:tc>
         <w:tc>
@@ -4763,23 +4062,7 @@
         <w:t xml:space="preserve">Descoberta principal: </w:t>
       </w:r>
       <w:r>
-        <w:t xml:space="preserve">O Algoritmo Genético funcionou corretamente e explorou regiões distintas do espaço de </w:t>
-      </w:r>
-      <w:proofErr w:type="spellStart"/>
-      <w:r>
-        <w:t>hiperparâmetros</w:t>
-      </w:r>
-      <w:proofErr w:type="spellEnd"/>
-      <w:r>
-        <w:t xml:space="preserve">. A convergência para o mesmo F1 não é falha do AG — é uma descoberta sobre a natureza do </w:t>
-      </w:r>
-      <w:proofErr w:type="spellStart"/>
-      <w:r>
-        <w:t>dataset</w:t>
-      </w:r>
-      <w:proofErr w:type="spellEnd"/>
-      <w:r>
-        <w:t>.</w:t>
+        <w:t>O Algoritmo Genético funcionou corretamente e explorou regiões distintas do espaço de hiperparâmetros. A convergência para o mesmo F1 não é falha do AG — é uma descoberta sobre a natureza do dataset.</w:t>
       </w:r>
     </w:p>
     <w:p>
@@ -4804,29 +4087,8 @@
         </w:numPr>
         <w:spacing w:before="40" w:after="40"/>
       </w:pPr>
-      <w:proofErr w:type="spellStart"/>
-      <w:r>
-        <w:t>n_estimators</w:t>
-      </w:r>
-      <w:proofErr w:type="spellEnd"/>
-      <w:r>
-        <w:t xml:space="preserve"> variou de 150 (</w:t>
-      </w:r>
-      <w:proofErr w:type="spellStart"/>
-      <w:r>
-        <w:t>Exp</w:t>
-      </w:r>
-      <w:proofErr w:type="spellEnd"/>
-      <w:r>
-        <w:t xml:space="preserve"> 1) a 423 (</w:t>
-      </w:r>
-      <w:proofErr w:type="spellStart"/>
-      <w:r>
-        <w:t>Exp</w:t>
-      </w:r>
-      <w:proofErr w:type="spellEnd"/>
-      <w:r>
-        <w:t xml:space="preserve"> 3) — 2,8x de diferença</w:t>
+      <w:r>
+        <w:t>n_estimators variou de 150 (Exp 1) a 423 (Exp 3) — 2,8x de diferença</w:t>
       </w:r>
     </w:p>
     <w:p>
@@ -4838,13 +4100,8 @@
         </w:numPr>
         <w:spacing w:before="40" w:after="40"/>
       </w:pPr>
-      <w:proofErr w:type="spellStart"/>
-      <w:r>
-        <w:t>max_features</w:t>
-      </w:r>
-      <w:proofErr w:type="spellEnd"/>
-      <w:r>
-        <w:t xml:space="preserve"> variou de 0,581 a 0,734 — configurações substancialmente diferentes</w:t>
+      <w:r>
+        <w:t>max_features variou de 0,581 a 0,734 — configurações substancialmente diferentes</w:t>
       </w:r>
     </w:p>
     <w:p>
@@ -4857,15 +4114,7 @@
         <w:spacing w:before="40" w:after="40"/>
       </w:pPr>
       <w:r>
-        <w:t>Configurações ruins (</w:t>
-      </w:r>
-      <w:proofErr w:type="spellStart"/>
-      <w:r>
-        <w:t>n_estimators</w:t>
-      </w:r>
-      <w:proofErr w:type="spellEnd"/>
-      <w:r>
-        <w:t>=10, F1=0,95) foram corretamente eliminadas</w:t>
+        <w:t>Configurações ruins (n_estimators=10, F1=0,95) foram corretamente eliminadas</w:t>
       </w:r>
     </w:p>
     <w:p>
@@ -4899,23 +4148,7 @@
         <w:t xml:space="preserve">Conclusão: </w:t>
       </w:r>
       <w:r>
-        <w:t xml:space="preserve">O Random Forest satura no </w:t>
-      </w:r>
-      <w:proofErr w:type="spellStart"/>
-      <w:r>
-        <w:t>dataset</w:t>
-      </w:r>
-      <w:proofErr w:type="spellEnd"/>
-      <w:r>
-        <w:t xml:space="preserve"> Wisconsin com qualquer configuração acima de ~100 estimadores e profundidade razoável. Com apenas 569 amostras e 30 features, o modelo aprende tudo que os dados têm a oferecer independentemente da configuração. O gargalo não é o </w:t>
-      </w:r>
-      <w:proofErr w:type="spellStart"/>
-      <w:r>
-        <w:t>hiperparâmetro</w:t>
-      </w:r>
-      <w:proofErr w:type="spellEnd"/>
-      <w:r>
-        <w:t xml:space="preserve"> — é o volume de dados.</w:t>
+        <w:t>O Random Forest satura no dataset Wisconsin com qualquer configuração acima de ~100 estimadores e profundidade razoável. Com apenas 569 amostras e 30 features, o modelo aprende tudo que os dados têm a oferecer independentemente da configuração. O gargalo não é o hiperparâmetro — é o volume de dados.</w:t>
       </w:r>
     </w:p>
     <w:p>
@@ -4933,62 +4166,10 @@
           <w:bCs/>
           <w:color w:val="000000"/>
         </w:rPr>
-        <w:t xml:space="preserve">Por que a </w:t>
-      </w:r>
-      <w:proofErr w:type="spellStart"/>
-      <w:r>
-        <w:rPr>
-          <w:b/>
-          <w:bCs/>
-          <w:color w:val="000000"/>
-        </w:rPr>
-        <w:t>Logistic</w:t>
-      </w:r>
-      <w:proofErr w:type="spellEnd"/>
-      <w:r>
-        <w:rPr>
-          <w:b/>
-          <w:bCs/>
-          <w:color w:val="000000"/>
-        </w:rPr>
-        <w:t xml:space="preserve"> </w:t>
-      </w:r>
-      <w:proofErr w:type="spellStart"/>
-      <w:r>
-        <w:rPr>
-          <w:b/>
-          <w:bCs/>
-          <w:color w:val="000000"/>
-        </w:rPr>
-        <w:t>Regression</w:t>
-      </w:r>
-      <w:proofErr w:type="spellEnd"/>
-      <w:r>
-        <w:rPr>
-          <w:b/>
-          <w:bCs/>
-          <w:color w:val="000000"/>
-        </w:rPr>
-        <w:t xml:space="preserve"> superou marginalmente: </w:t>
-      </w:r>
-      <w:r>
-        <w:t xml:space="preserve">LR (F1=0,9639, Recall=0,9524) </w:t>
-      </w:r>
-      <w:proofErr w:type="spellStart"/>
-      <w:r>
-        <w:t>vs</w:t>
-      </w:r>
-      <w:proofErr w:type="spellEnd"/>
-      <w:r>
-        <w:t xml:space="preserve"> RF (F1=0,9630, Recall=0,9286). Modelos mais simples tendem a ter menor variância em </w:t>
-      </w:r>
-      <w:proofErr w:type="spellStart"/>
-      <w:r>
-        <w:t>datasets</w:t>
-      </w:r>
-      <w:proofErr w:type="spellEnd"/>
-      <w:r>
-        <w:t xml:space="preserve"> pequenos. O RF com muitas árvores pode capturar ruído do treino que não generaliza para o teste.</w:t>
+        <w:t xml:space="preserve">Por que a Logistic Regression superou marginalmente: </w:t>
+      </w:r>
+      <w:r>
+        <w:t>LR (F1=0,9639, Recall=0,9524) vs RF (F1=0,9630, Recall=0,9286). Modelos mais simples tendem a ter menor variância em datasets pequenos. O RF com muitas árvores pode capturar ruído do treino que não generaliza para o teste.</w:t>
       </w:r>
     </w:p>
     <w:p>
@@ -5009,23 +4190,7 @@
         <w:t xml:space="preserve">Recomendação para o Módulo 3: </w:t>
       </w:r>
       <w:r>
-        <w:t xml:space="preserve">Incorporar dados do CBIS-DDSM (já processados na Fase 1) para que o AG tenha espaço real de ganho a explorar. Com </w:t>
-      </w:r>
-      <w:proofErr w:type="spellStart"/>
-      <w:r>
-        <w:t>datasets</w:t>
-      </w:r>
-      <w:proofErr w:type="spellEnd"/>
-      <w:r>
-        <w:t xml:space="preserve"> maiores (&gt;5.000 amostras), a escolha de </w:t>
-      </w:r>
-      <w:proofErr w:type="spellStart"/>
-      <w:r>
-        <w:t>hiperparâmetros</w:t>
-      </w:r>
-      <w:proofErr w:type="spellEnd"/>
-      <w:r>
-        <w:t xml:space="preserve"> passa a fazer diferença significativa.</w:t>
+        <w:t>Incorporar dados do CBIS-DDSM (já processados na Fase 1) para que o AG tenha espaço real de ganho a explorar. Com datasets maiores (&gt;5.000 amostras), a escolha de hiperparâmetros passa a fazer diferença significativa.</w:t>
       </w:r>
     </w:p>
     <w:p>
@@ -5111,12 +4276,6 @@
         <w:gridCol w:w="6002"/>
       </w:tblGrid>
       <w:tr>
-        <w:tblPrEx>
-          <w:tblCellMar>
-            <w:top w:w="0" w:type="dxa"/>
-            <w:bottom w:w="0" w:type="dxa"/>
-          </w:tblCellMar>
-        </w:tblPrEx>
         <w:trPr>
           <w:tblHeader/>
         </w:trPr>
@@ -5176,12 +4335,6 @@
         </w:tc>
       </w:tr>
       <w:tr>
-        <w:tblPrEx>
-          <w:tblCellMar>
-            <w:top w:w="0" w:type="dxa"/>
-            <w:bottom w:w="0" w:type="dxa"/>
-          </w:tblCellMar>
-        </w:tblPrEx>
         <w:tc>
           <w:tcPr>
             <w:tcW w:w="1" w:type="auto"/>
@@ -5228,58 +4381,12 @@
                 <w:sz w:val="20"/>
                 <w:szCs w:val="20"/>
               </w:rPr>
-              <w:t>Gemma 4</w:t>
-            </w:r>
-            <w:r>
-              <w:rPr>
-                <w:color w:val="000000"/>
-                <w:sz w:val="20"/>
-                <w:szCs w:val="20"/>
-              </w:rPr>
-              <w:t xml:space="preserve"> 1</w:t>
-            </w:r>
-            <w:r>
-              <w:rPr>
-                <w:color w:val="000000"/>
-                <w:sz w:val="20"/>
-                <w:szCs w:val="20"/>
-              </w:rPr>
-              <w:t>2</w:t>
-            </w:r>
-            <w:r>
-              <w:rPr>
-                <w:color w:val="000000"/>
-                <w:sz w:val="20"/>
-                <w:szCs w:val="20"/>
-              </w:rPr>
-              <w:t>b (</w:t>
-            </w:r>
-            <w:r>
-              <w:rPr>
-                <w:color w:val="000000"/>
-                <w:sz w:val="20"/>
-                <w:szCs w:val="20"/>
-              </w:rPr>
-              <w:t>Google</w:t>
-            </w:r>
-            <w:r>
-              <w:rPr>
-                <w:color w:val="000000"/>
-                <w:sz w:val="20"/>
-                <w:szCs w:val="20"/>
-              </w:rPr>
-              <w:t>)</w:t>
+              <w:t>Gemma 4 12b (Google)</w:t>
             </w:r>
           </w:p>
         </w:tc>
       </w:tr>
       <w:tr>
-        <w:tblPrEx>
-          <w:tblCellMar>
-            <w:top w:w="0" w:type="dxa"/>
-            <w:bottom w:w="0" w:type="dxa"/>
-          </w:tblCellMar>
-        </w:tblPrEx>
         <w:tc>
           <w:tcPr>
             <w:tcW w:w="1" w:type="auto"/>
@@ -5295,7 +4402,6 @@
             <w:pPr>
               <w:spacing w:before="60" w:after="60"/>
             </w:pPr>
-            <w:proofErr w:type="spellStart"/>
             <w:r>
               <w:rPr>
                 <w:color w:val="000000"/>
@@ -5304,7 +4410,6 @@
               </w:rPr>
               <w:t>Runtime</w:t>
             </w:r>
-            <w:proofErr w:type="spellEnd"/>
           </w:p>
         </w:tc>
         <w:tc>
@@ -5332,56 +4437,12 @@
                 <w:szCs w:val="20"/>
                 <w:lang w:val="en-US"/>
               </w:rPr>
-              <w:t xml:space="preserve">LM Studio Bionic </w:t>
-            </w:r>
-            <w:r>
-              <w:rPr>
-                <w:color w:val="000000"/>
-                <w:sz w:val="20"/>
-                <w:szCs w:val="20"/>
-                <w:lang w:val="en-US"/>
-              </w:rPr>
-              <w:t>1.1.0 (build 11)</w:t>
-            </w:r>
-            <w:r>
-              <w:rPr>
-                <w:color w:val="000000"/>
-                <w:sz w:val="20"/>
-                <w:szCs w:val="20"/>
-                <w:lang w:val="en-US"/>
-              </w:rPr>
-              <w:t xml:space="preserve"> (endpoint /</w:t>
-            </w:r>
-            <w:proofErr w:type="spellStart"/>
-            <w:r>
-              <w:rPr>
-                <w:color w:val="000000"/>
-                <w:sz w:val="20"/>
-                <w:szCs w:val="20"/>
-                <w:lang w:val="en-US"/>
-              </w:rPr>
-              <w:t>api</w:t>
-            </w:r>
-            <w:proofErr w:type="spellEnd"/>
-            <w:r>
-              <w:rPr>
-                <w:color w:val="000000"/>
-                <w:sz w:val="20"/>
-                <w:szCs w:val="20"/>
-                <w:lang w:val="en-US"/>
-              </w:rPr>
-              <w:t>/chat)</w:t>
+              <w:t>LM Studio Bionic 1.1.0 (build 11) (endpoint /api/chat)</w:t>
             </w:r>
           </w:p>
         </w:tc>
       </w:tr>
       <w:tr>
-        <w:tblPrEx>
-          <w:tblCellMar>
-            <w:top w:w="0" w:type="dxa"/>
-            <w:bottom w:w="0" w:type="dxa"/>
-          </w:tblCellMar>
-        </w:tblPrEx>
         <w:tc>
           <w:tcPr>
             <w:tcW w:w="1" w:type="auto"/>
@@ -5434,12 +4495,6 @@
         </w:tc>
       </w:tr>
       <w:tr>
-        <w:tblPrEx>
-          <w:tblCellMar>
-            <w:top w:w="0" w:type="dxa"/>
-            <w:bottom w:w="0" w:type="dxa"/>
-          </w:tblCellMar>
-        </w:tblPrEx>
         <w:tc>
           <w:tcPr>
             <w:tcW w:w="1" w:type="auto"/>
@@ -5486,36 +4541,12 @@
                 <w:sz w:val="20"/>
                 <w:szCs w:val="20"/>
               </w:rPr>
-              <w:t xml:space="preserve">0.7 — </w:t>
-            </w:r>
-            <w:proofErr w:type="gramStart"/>
-            <w:r>
-              <w:rPr>
-                <w:color w:val="000000"/>
-                <w:sz w:val="20"/>
-                <w:szCs w:val="20"/>
-              </w:rPr>
-              <w:t>respostas</w:t>
-            </w:r>
-            <w:proofErr w:type="gramEnd"/>
-            <w:r>
-              <w:rPr>
-                <w:color w:val="000000"/>
-                <w:sz w:val="20"/>
-                <w:szCs w:val="20"/>
-              </w:rPr>
-              <w:t xml:space="preserve"> com variação natural</w:t>
+              <w:t>0.7 — respostas com variação natural</w:t>
             </w:r>
           </w:p>
         </w:tc>
       </w:tr>
       <w:tr>
-        <w:tblPrEx>
-          <w:tblCellMar>
-            <w:top w:w="0" w:type="dxa"/>
-            <w:bottom w:w="0" w:type="dxa"/>
-          </w:tblCellMar>
-        </w:tblPrEx>
         <w:tc>
           <w:tcPr>
             <w:tcW w:w="1" w:type="auto"/>
@@ -5562,25 +4593,7 @@
                 <w:sz w:val="20"/>
                 <w:szCs w:val="20"/>
               </w:rPr>
-              <w:t xml:space="preserve">0.5 — </w:t>
-            </w:r>
-            <w:proofErr w:type="gramStart"/>
-            <w:r>
-              <w:rPr>
-                <w:color w:val="000000"/>
-                <w:sz w:val="20"/>
-                <w:szCs w:val="20"/>
-              </w:rPr>
-              <w:t>respostas</w:t>
-            </w:r>
-            <w:proofErr w:type="gramEnd"/>
-            <w:r>
-              <w:rPr>
-                <w:color w:val="000000"/>
-                <w:sz w:val="20"/>
-                <w:szCs w:val="20"/>
-              </w:rPr>
-              <w:t xml:space="preserve"> mais determinísticas</w:t>
+              <w:t>0.5 — respostas mais determinísticas</w:t>
             </w:r>
           </w:p>
         </w:tc>
@@ -5597,13 +4610,8 @@
         <w:spacing w:before="280"/>
       </w:pPr>
       <w:r>
-        <w:t xml:space="preserve">5.2 Prompt </w:t>
-      </w:r>
-      <w:proofErr w:type="spellStart"/>
-      <w:r>
-        <w:t>Engineering</w:t>
-      </w:r>
-      <w:proofErr w:type="spellEnd"/>
+        <w:t>5.2 Prompt Engineering</w:t>
+      </w:r>
     </w:p>
     <w:p>
       <w:pPr>
@@ -5613,15 +4621,7 @@
         <w:t xml:space="preserve">Os prompts utilizam separação de roles system/user (formato chat, compatível com </w:t>
       </w:r>
       <w:r>
-        <w:t xml:space="preserve">LM Studio </w:t>
-      </w:r>
-      <w:proofErr w:type="spellStart"/>
-      <w:r>
-        <w:t>Bionic</w:t>
-      </w:r>
-      <w:proofErr w:type="spellEnd"/>
-      <w:r>
-        <w:t xml:space="preserve"> </w:t>
+        <w:t xml:space="preserve">LM Studio Bionic </w:t>
       </w:r>
       <w:r>
         <w:t>1.1.0 (build 11)</w:t>
@@ -5657,63 +4657,7 @@
         <w:spacing w:before="80" w:after="80"/>
       </w:pPr>
       <w:r>
-        <w:t xml:space="preserve">User: fornece diagnóstico (Benigno/Maligno), confiança percentual e as 5 features mais relevantes segundo SHAP (área </w:t>
-      </w:r>
-      <w:proofErr w:type="spellStart"/>
-      <w:r>
-        <w:t>worst</w:t>
-      </w:r>
-      <w:proofErr w:type="spellEnd"/>
-      <w:r>
-        <w:t xml:space="preserve">, concave points </w:t>
-      </w:r>
-      <w:proofErr w:type="spellStart"/>
-      <w:r>
-        <w:t>worst</w:t>
-      </w:r>
-      <w:proofErr w:type="spellEnd"/>
-      <w:r>
-        <w:t xml:space="preserve">, </w:t>
-      </w:r>
-      <w:proofErr w:type="spellStart"/>
-      <w:r>
-        <w:t>perimeter</w:t>
-      </w:r>
-      <w:proofErr w:type="spellEnd"/>
-      <w:r>
-        <w:t xml:space="preserve"> </w:t>
-      </w:r>
-      <w:proofErr w:type="spellStart"/>
-      <w:r>
-        <w:t>worst</w:t>
-      </w:r>
-      <w:proofErr w:type="spellEnd"/>
-      <w:r>
-        <w:t xml:space="preserve">, </w:t>
-      </w:r>
-      <w:proofErr w:type="spellStart"/>
-      <w:r>
-        <w:t>radius</w:t>
-      </w:r>
-      <w:proofErr w:type="spellEnd"/>
-      <w:r>
-        <w:t xml:space="preserve"> </w:t>
-      </w:r>
-      <w:proofErr w:type="spellStart"/>
-      <w:r>
-        <w:t>worst</w:t>
-      </w:r>
-      <w:proofErr w:type="spellEnd"/>
-      <w:r>
-        <w:t xml:space="preserve">, texture </w:t>
-      </w:r>
-      <w:proofErr w:type="spellStart"/>
-      <w:r>
-        <w:t>worst</w:t>
-      </w:r>
-      <w:proofErr w:type="spellEnd"/>
-      <w:r>
-        <w:t>). Solicita relatório estruturado em 4 seções.</w:t>
+        <w:t>User: fornece diagnóstico (Benigno/Maligno), confiança percentual e as 5 features mais relevantes segundo SHAP (área worst, concave points worst, perimeter worst, radius worst, texture worst). Solicita relatório estruturado em 4 seções.</w:t>
       </w:r>
     </w:p>
     <w:p>
@@ -5743,15 +4687,7 @@
         <w:spacing w:before="80" w:after="80"/>
       </w:pPr>
       <w:r>
-        <w:t xml:space="preserve">User: fornece tabela comparativa de métricas (baseline </w:t>
-      </w:r>
-      <w:proofErr w:type="spellStart"/>
-      <w:r>
-        <w:t>vs</w:t>
-      </w:r>
-      <w:proofErr w:type="spellEnd"/>
-      <w:r>
-        <w:t xml:space="preserve"> otimizado) e solicita relatório executivo com análise de impacto clínico e recomendação de adoção.</w:t>
+        <w:t>User: fornece tabela comparativa de métricas (baseline vs otimizado) e solicita relatório executivo com análise de impacto clínico e recomendação de adoção.</w:t>
       </w:r>
     </w:p>
     <w:p>
@@ -5804,12 +4740,6 @@
         <w:gridCol w:w="4843"/>
       </w:tblGrid>
       <w:tr>
-        <w:tblPrEx>
-          <w:tblCellMar>
-            <w:top w:w="0" w:type="dxa"/>
-            <w:bottom w:w="0" w:type="dxa"/>
-          </w:tblCellMar>
-        </w:tblPrEx>
         <w:trPr>
           <w:tblHeader/>
         </w:trPr>
@@ -5896,12 +4826,6 @@
         </w:tc>
       </w:tr>
       <w:tr>
-        <w:tblPrEx>
-          <w:tblCellMar>
-            <w:top w:w="0" w:type="dxa"/>
-            <w:bottom w:w="0" w:type="dxa"/>
-          </w:tblCellMar>
-        </w:tblPrEx>
         <w:tc>
           <w:tcPr>
             <w:tcW w:w="1" w:type="auto"/>
@@ -5979,12 +4903,6 @@
         </w:tc>
       </w:tr>
       <w:tr>
-        <w:tblPrEx>
-          <w:tblCellMar>
-            <w:top w:w="0" w:type="dxa"/>
-            <w:bottom w:w="0" w:type="dxa"/>
-          </w:tblCellMar>
-        </w:tblPrEx>
         <w:tc>
           <w:tcPr>
             <w:tcW w:w="1" w:type="auto"/>
@@ -6062,12 +4980,6 @@
         </w:tc>
       </w:tr>
       <w:tr>
-        <w:tblPrEx>
-          <w:tblCellMar>
-            <w:top w:w="0" w:type="dxa"/>
-            <w:bottom w:w="0" w:type="dxa"/>
-          </w:tblCellMar>
-        </w:tblPrEx>
         <w:tc>
           <w:tcPr>
             <w:tcW w:w="1" w:type="auto"/>
@@ -6146,12 +5058,6 @@
         </w:tc>
       </w:tr>
       <w:tr>
-        <w:tblPrEx>
-          <w:tblCellMar>
-            <w:top w:w="0" w:type="dxa"/>
-            <w:bottom w:w="0" w:type="dxa"/>
-          </w:tblCellMar>
-        </w:tblPrEx>
         <w:tc>
           <w:tcPr>
             <w:tcW w:w="1" w:type="auto"/>
@@ -6229,12 +5135,6 @@
         </w:tc>
       </w:tr>
       <w:tr>
-        <w:tblPrEx>
-          <w:tblCellMar>
-            <w:top w:w="0" w:type="dxa"/>
-            <w:bottom w:w="0" w:type="dxa"/>
-          </w:tblCellMar>
-        </w:tblPrEx>
         <w:tc>
           <w:tcPr>
             <w:tcW w:w="1" w:type="auto"/>
@@ -6354,15 +5254,7 @@
         <w:spacing w:before="80" w:after="80"/>
       </w:pPr>
       <w:r>
-        <w:t xml:space="preserve">Foram implementados 31 testes com </w:t>
-      </w:r>
-      <w:proofErr w:type="spellStart"/>
-      <w:r>
-        <w:t>pytest</w:t>
-      </w:r>
-      <w:proofErr w:type="spellEnd"/>
-      <w:r>
-        <w:t>, organizados em 7 grupos, cobrindo todos os componentes críticos do Algoritmo Genético:</w:t>
+        <w:t>Foram implementados 31 testes com pytest, organizados em 7 grupos, cobrindo todos os componentes críticos do Algoritmo Genético:</w:t>
       </w:r>
     </w:p>
     <w:p>
@@ -6393,12 +5285,6 @@
         <w:gridCol w:w="5202"/>
       </w:tblGrid>
       <w:tr>
-        <w:tblPrEx>
-          <w:tblCellMar>
-            <w:top w:w="0" w:type="dxa"/>
-            <w:bottom w:w="0" w:type="dxa"/>
-          </w:tblCellMar>
-        </w:tblPrEx>
         <w:trPr>
           <w:tblHeader/>
         </w:trPr>
@@ -6444,7 +5330,6 @@
             <w:pPr>
               <w:spacing w:before="60" w:after="60"/>
             </w:pPr>
-            <w:proofErr w:type="spellStart"/>
             <w:r>
               <w:rPr>
                 <w:b/>
@@ -6453,9 +5338,25 @@
                 <w:sz w:val="20"/>
                 <w:szCs w:val="20"/>
               </w:rPr>
-              <w:t>Qtd</w:t>
-            </w:r>
-            <w:proofErr w:type="spellEnd"/>
+              <w:t>Qtd.</w:t>
+            </w:r>
+          </w:p>
+        </w:tc>
+        <w:tc>
+          <w:tcPr>
+            <w:tcW w:w="1" w:type="auto"/>
+            <w:shd w:val="clear" w:color="auto" w:fill="2E75B6"/>
+            <w:tcMar>
+              <w:top w:w="40" w:type="dxa"/>
+              <w:left w:w="80" w:type="dxa"/>
+              <w:bottom w:w="40" w:type="dxa"/>
+              <w:right w:w="80" w:type="dxa"/>
+            </w:tcMar>
+          </w:tcPr>
+          <w:p>
+            <w:pPr>
+              <w:spacing w:before="60" w:after="60"/>
+            </w:pPr>
             <w:r>
               <w:rPr>
                 <w:b/>
@@ -6464,61 +5365,27 @@
                 <w:sz w:val="20"/>
                 <w:szCs w:val="20"/>
               </w:rPr>
-              <w:t>.</w:t>
-            </w:r>
-          </w:p>
-        </w:tc>
-        <w:tc>
-          <w:tcPr>
-            <w:tcW w:w="1" w:type="auto"/>
-            <w:shd w:val="clear" w:color="auto" w:fill="2E75B6"/>
-            <w:tcMar>
-              <w:top w:w="40" w:type="dxa"/>
-              <w:left w:w="80" w:type="dxa"/>
-              <w:bottom w:w="40" w:type="dxa"/>
-              <w:right w:w="80" w:type="dxa"/>
-            </w:tcMar>
-          </w:tcPr>
-          <w:p>
-            <w:pPr>
-              <w:spacing w:before="60" w:after="60"/>
-            </w:pPr>
-            <w:r>
-              <w:rPr>
-                <w:b/>
-                <w:bCs/>
-                <w:color w:val="FFFFFF"/>
-                <w:sz w:val="20"/>
-                <w:szCs w:val="20"/>
-              </w:rPr>
               <w:t>O que valida</w:t>
             </w:r>
           </w:p>
         </w:tc>
       </w:tr>
       <w:tr>
-        <w:tblPrEx>
-          <w:tblCellMar>
-            <w:top w:w="0" w:type="dxa"/>
-            <w:bottom w:w="0" w:type="dxa"/>
-          </w:tblCellMar>
-        </w:tblPrEx>
-        <w:tc>
-          <w:tcPr>
-            <w:tcW w:w="1" w:type="auto"/>
-            <w:shd w:val="clear" w:color="auto" w:fill="FFFFFF"/>
-            <w:tcMar>
-              <w:top w:w="40" w:type="dxa"/>
-              <w:left w:w="80" w:type="dxa"/>
-              <w:bottom w:w="40" w:type="dxa"/>
-              <w:right w:w="80" w:type="dxa"/>
-            </w:tcMar>
-          </w:tcPr>
-          <w:p>
-            <w:pPr>
-              <w:spacing w:before="60" w:after="60"/>
-            </w:pPr>
-            <w:proofErr w:type="spellStart"/>
+        <w:tc>
+          <w:tcPr>
+            <w:tcW w:w="1" w:type="auto"/>
+            <w:shd w:val="clear" w:color="auto" w:fill="FFFFFF"/>
+            <w:tcMar>
+              <w:top w:w="40" w:type="dxa"/>
+              <w:left w:w="80" w:type="dxa"/>
+              <w:bottom w:w="40" w:type="dxa"/>
+              <w:right w:w="80" w:type="dxa"/>
+            </w:tcMar>
+          </w:tcPr>
+          <w:p>
+            <w:pPr>
+              <w:spacing w:before="60" w:after="60"/>
+            </w:pPr>
             <w:r>
               <w:rPr>
                 <w:color w:val="000000"/>
@@ -6527,7 +5394,6 @@
               </w:rPr>
               <w:t>TestGAInitialization</w:t>
             </w:r>
-            <w:proofErr w:type="spellEnd"/>
           </w:p>
         </w:tc>
         <w:tc>
@@ -6582,12 +5448,6 @@
         </w:tc>
       </w:tr>
       <w:tr>
-        <w:tblPrEx>
-          <w:tblCellMar>
-            <w:top w:w="0" w:type="dxa"/>
-            <w:bottom w:w="0" w:type="dxa"/>
-          </w:tblCellMar>
-        </w:tblPrEx>
         <w:tc>
           <w:tcPr>
             <w:tcW w:w="1" w:type="auto"/>
@@ -6603,7 +5463,6 @@
             <w:pPr>
               <w:spacing w:before="60" w:after="60"/>
             </w:pPr>
-            <w:proofErr w:type="spellStart"/>
             <w:r>
               <w:rPr>
                 <w:color w:val="000000"/>
@@ -6612,7 +5471,6 @@
               </w:rPr>
               <w:t>TestPopulationInit</w:t>
             </w:r>
-            <w:proofErr w:type="spellEnd"/>
           </w:p>
         </w:tc>
         <w:tc>
@@ -6667,28 +5525,21 @@
         </w:tc>
       </w:tr>
       <w:tr>
-        <w:tblPrEx>
-          <w:tblCellMar>
-            <w:top w:w="0" w:type="dxa"/>
-            <w:bottom w:w="0" w:type="dxa"/>
-          </w:tblCellMar>
-        </w:tblPrEx>
-        <w:tc>
-          <w:tcPr>
-            <w:tcW w:w="1" w:type="auto"/>
-            <w:shd w:val="clear" w:color="auto" w:fill="FFFFFF"/>
-            <w:tcMar>
-              <w:top w:w="40" w:type="dxa"/>
-              <w:left w:w="80" w:type="dxa"/>
-              <w:bottom w:w="40" w:type="dxa"/>
-              <w:right w:w="80" w:type="dxa"/>
-            </w:tcMar>
-          </w:tcPr>
-          <w:p>
-            <w:pPr>
-              <w:spacing w:before="60" w:after="60"/>
-            </w:pPr>
-            <w:proofErr w:type="spellStart"/>
+        <w:tc>
+          <w:tcPr>
+            <w:tcW w:w="1" w:type="auto"/>
+            <w:shd w:val="clear" w:color="auto" w:fill="FFFFFF"/>
+            <w:tcMar>
+              <w:top w:w="40" w:type="dxa"/>
+              <w:left w:w="80" w:type="dxa"/>
+              <w:bottom w:w="40" w:type="dxa"/>
+              <w:right w:w="80" w:type="dxa"/>
+            </w:tcMar>
+          </w:tcPr>
+          <w:p>
+            <w:pPr>
+              <w:spacing w:before="60" w:after="60"/>
+            </w:pPr>
             <w:r>
               <w:rPr>
                 <w:color w:val="000000"/>
@@ -6697,7 +5548,6 @@
               </w:rPr>
               <w:t>TestParamConversion</w:t>
             </w:r>
-            <w:proofErr w:type="spellEnd"/>
           </w:p>
         </w:tc>
         <w:tc>
@@ -6746,36 +5596,12 @@
                 <w:sz w:val="20"/>
                 <w:szCs w:val="20"/>
               </w:rPr>
-              <w:t>Chaves, tipos int/</w:t>
-            </w:r>
-            <w:proofErr w:type="spellStart"/>
-            <w:r>
-              <w:rPr>
-                <w:color w:val="000000"/>
-                <w:sz w:val="20"/>
-                <w:szCs w:val="20"/>
-              </w:rPr>
-              <w:t>float</w:t>
-            </w:r>
-            <w:proofErr w:type="spellEnd"/>
-            <w:r>
-              <w:rPr>
-                <w:color w:val="000000"/>
-                <w:sz w:val="20"/>
-                <w:szCs w:val="20"/>
-              </w:rPr>
-              <w:t>, valores corretos</w:t>
+              <w:t>Chaves, tipos int/float, valores corretos</w:t>
             </w:r>
           </w:p>
         </w:tc>
       </w:tr>
       <w:tr>
-        <w:tblPrEx>
-          <w:tblCellMar>
-            <w:top w:w="0" w:type="dxa"/>
-            <w:bottom w:w="0" w:type="dxa"/>
-          </w:tblCellMar>
-        </w:tblPrEx>
         <w:tc>
           <w:tcPr>
             <w:tcW w:w="1" w:type="auto"/>
@@ -6791,7 +5617,6 @@
             <w:pPr>
               <w:spacing w:before="60" w:after="60"/>
             </w:pPr>
-            <w:proofErr w:type="spellStart"/>
             <w:r>
               <w:rPr>
                 <w:color w:val="000000"/>
@@ -6800,7 +5625,6 @@
               </w:rPr>
               <w:t>TestFitnessFunction</w:t>
             </w:r>
-            <w:proofErr w:type="spellEnd"/>
           </w:p>
         </w:tc>
         <w:tc>
@@ -6855,28 +5679,21 @@
         </w:tc>
       </w:tr>
       <w:tr>
-        <w:tblPrEx>
-          <w:tblCellMar>
-            <w:top w:w="0" w:type="dxa"/>
-            <w:bottom w:w="0" w:type="dxa"/>
-          </w:tblCellMar>
-        </w:tblPrEx>
-        <w:tc>
-          <w:tcPr>
-            <w:tcW w:w="1" w:type="auto"/>
-            <w:shd w:val="clear" w:color="auto" w:fill="FFFFFF"/>
-            <w:tcMar>
-              <w:top w:w="40" w:type="dxa"/>
-              <w:left w:w="80" w:type="dxa"/>
-              <w:bottom w:w="40" w:type="dxa"/>
-              <w:right w:w="80" w:type="dxa"/>
-            </w:tcMar>
-          </w:tcPr>
-          <w:p>
-            <w:pPr>
-              <w:spacing w:before="60" w:after="60"/>
-            </w:pPr>
-            <w:proofErr w:type="spellStart"/>
+        <w:tc>
+          <w:tcPr>
+            <w:tcW w:w="1" w:type="auto"/>
+            <w:shd w:val="clear" w:color="auto" w:fill="FFFFFF"/>
+            <w:tcMar>
+              <w:top w:w="40" w:type="dxa"/>
+              <w:left w:w="80" w:type="dxa"/>
+              <w:bottom w:w="40" w:type="dxa"/>
+              <w:right w:w="80" w:type="dxa"/>
+            </w:tcMar>
+          </w:tcPr>
+          <w:p>
+            <w:pPr>
+              <w:spacing w:before="60" w:after="60"/>
+            </w:pPr>
             <w:r>
               <w:rPr>
                 <w:color w:val="000000"/>
@@ -6885,7 +5702,6 @@
               </w:rPr>
               <w:t>TestGeneticOperators</w:t>
             </w:r>
-            <w:proofErr w:type="spellEnd"/>
           </w:p>
         </w:tc>
         <w:tc>
@@ -6940,12 +5756,6 @@
         </w:tc>
       </w:tr>
       <w:tr>
-        <w:tblPrEx>
-          <w:tblCellMar>
-            <w:top w:w="0" w:type="dxa"/>
-            <w:bottom w:w="0" w:type="dxa"/>
-          </w:tblCellMar>
-        </w:tblPrEx>
         <w:tc>
           <w:tcPr>
             <w:tcW w:w="1" w:type="auto"/>
@@ -6961,7 +5771,6 @@
             <w:pPr>
               <w:spacing w:before="60" w:after="60"/>
             </w:pPr>
-            <w:proofErr w:type="spellStart"/>
             <w:r>
               <w:rPr>
                 <w:color w:val="000000"/>
@@ -6970,7 +5779,6 @@
               </w:rPr>
               <w:t>TestEvolution</w:t>
             </w:r>
-            <w:proofErr w:type="spellEnd"/>
           </w:p>
         </w:tc>
         <w:tc>
@@ -7019,44 +5827,27 @@
                 <w:sz w:val="20"/>
                 <w:szCs w:val="20"/>
               </w:rPr>
-              <w:t xml:space="preserve">Histórico, convergência, modelo final, </w:t>
-            </w:r>
-            <w:proofErr w:type="spellStart"/>
-            <w:r>
-              <w:rPr>
-                <w:color w:val="000000"/>
-                <w:sz w:val="20"/>
-                <w:szCs w:val="20"/>
-              </w:rPr>
-              <w:t>bounds</w:t>
-            </w:r>
-            <w:proofErr w:type="spellEnd"/>
+              <w:t>Histórico, convergência, modelo final, bounds</w:t>
+            </w:r>
           </w:p>
         </w:tc>
       </w:tr>
       <w:tr>
-        <w:tblPrEx>
-          <w:tblCellMar>
-            <w:top w:w="0" w:type="dxa"/>
-            <w:bottom w:w="0" w:type="dxa"/>
-          </w:tblCellMar>
-        </w:tblPrEx>
-        <w:tc>
-          <w:tcPr>
-            <w:tcW w:w="1" w:type="auto"/>
-            <w:shd w:val="clear" w:color="auto" w:fill="FFFFFF"/>
-            <w:tcMar>
-              <w:top w:w="40" w:type="dxa"/>
-              <w:left w:w="80" w:type="dxa"/>
-              <w:bottom w:w="40" w:type="dxa"/>
-              <w:right w:w="80" w:type="dxa"/>
-            </w:tcMar>
-          </w:tcPr>
-          <w:p>
-            <w:pPr>
-              <w:spacing w:before="60" w:after="60"/>
-            </w:pPr>
-            <w:proofErr w:type="spellStart"/>
+        <w:tc>
+          <w:tcPr>
+            <w:tcW w:w="1" w:type="auto"/>
+            <w:shd w:val="clear" w:color="auto" w:fill="FFFFFF"/>
+            <w:tcMar>
+              <w:top w:w="40" w:type="dxa"/>
+              <w:left w:w="80" w:type="dxa"/>
+              <w:bottom w:w="40" w:type="dxa"/>
+              <w:right w:w="80" w:type="dxa"/>
+            </w:tcMar>
+          </w:tcPr>
+          <w:p>
+            <w:pPr>
+              <w:spacing w:before="60" w:after="60"/>
+            </w:pPr>
             <w:r>
               <w:rPr>
                 <w:color w:val="000000"/>
@@ -7065,7 +5856,6 @@
               </w:rPr>
               <w:t>TestOptimizedModelMetrics</w:t>
             </w:r>
-            <w:proofErr w:type="spellEnd"/>
           </w:p>
         </w:tc>
         <w:tc>
@@ -7120,12 +5910,6 @@
         </w:tc>
       </w:tr>
       <w:tr>
-        <w:tblPrEx>
-          <w:tblCellMar>
-            <w:top w:w="0" w:type="dxa"/>
-            <w:bottom w:w="0" w:type="dxa"/>
-          </w:tblCellMar>
-        </w:tblPrEx>
         <w:tc>
           <w:tcPr>
             <w:tcW w:w="1" w:type="auto"/>
@@ -7197,25 +5981,7 @@
                 <w:sz w:val="20"/>
                 <w:szCs w:val="20"/>
               </w:rPr>
-              <w:t xml:space="preserve">31 </w:t>
-            </w:r>
-            <w:proofErr w:type="spellStart"/>
-            <w:r>
-              <w:rPr>
-                <w:color w:val="000000"/>
-                <w:sz w:val="20"/>
-                <w:szCs w:val="20"/>
-              </w:rPr>
-              <w:t>passed</w:t>
-            </w:r>
-            <w:proofErr w:type="spellEnd"/>
-            <w:r>
-              <w:rPr>
-                <w:color w:val="000000"/>
-                <w:sz w:val="20"/>
-                <w:szCs w:val="20"/>
-              </w:rPr>
-              <w:t xml:space="preserve"> ✅</w:t>
+              <w:t>31 passed ✅</w:t>
             </w:r>
           </w:p>
         </w:tc>
@@ -7230,42 +5996,16 @@
       <w:pPr>
         <w:spacing w:before="80" w:after="80"/>
       </w:pPr>
-      <w:proofErr w:type="gramStart"/>
       <w:r>
         <w:rPr>
           <w:b/>
           <w:bCs/>
           <w:color w:val="000000"/>
         </w:rPr>
-        <w:t>Resultado final</w:t>
-      </w:r>
-      <w:proofErr w:type="gramEnd"/>
-      <w:r>
-        <w:rPr>
-          <w:b/>
-          <w:bCs/>
-          <w:color w:val="000000"/>
-        </w:rPr>
-        <w:t xml:space="preserve">: </w:t>
-      </w:r>
-      <w:r>
-        <w:t xml:space="preserve">31 </w:t>
-      </w:r>
-      <w:proofErr w:type="spellStart"/>
-      <w:r>
-        <w:t>passed</w:t>
-      </w:r>
-      <w:proofErr w:type="spellEnd"/>
-      <w:r>
-        <w:t xml:space="preserve"> em ~71 segundos (</w:t>
-      </w:r>
-      <w:proofErr w:type="spellStart"/>
-      <w:r>
-        <w:t>pytest</w:t>
-      </w:r>
-      <w:proofErr w:type="spellEnd"/>
-      <w:r>
-        <w:t xml:space="preserve"> 7.4.3 / Python 3.11.9 / Windows 11)</w:t>
+        <w:t xml:space="preserve">Resultado final: </w:t>
+      </w:r>
+      <w:r>
+        <w:t>31 passed em ~71 segundos (pytest 7.4.3 / Python 3.11.9 / Windows 11)</w:t>
       </w:r>
     </w:p>
     <w:p>
@@ -7286,68 +6026,7 @@
         <w:t xml:space="preserve">Correção aplicada durante testes: </w:t>
       </w:r>
       <w:r>
-        <w:t xml:space="preserve">Foi identificado que </w:t>
-      </w:r>
-      <w:proofErr w:type="spellStart"/>
-      <w:r>
-        <w:t>pop_size</w:t>
-      </w:r>
-      <w:proofErr w:type="spellEnd"/>
-      <w:r>
-        <w:t xml:space="preserve">=3 causava </w:t>
-      </w:r>
-      <w:proofErr w:type="spellStart"/>
-      <w:r>
-        <w:t>ValueError</w:t>
-      </w:r>
-      <w:proofErr w:type="spellEnd"/>
-      <w:r>
-        <w:t xml:space="preserve"> no </w:t>
-      </w:r>
-      <w:proofErr w:type="spellStart"/>
-      <w:r>
-        <w:t>random.sample</w:t>
-      </w:r>
-      <w:proofErr w:type="spellEnd"/>
-      <w:r>
-        <w:t xml:space="preserve"> quando </w:t>
-      </w:r>
-      <w:proofErr w:type="spellStart"/>
-      <w:r>
-        <w:t>elite_size</w:t>
-      </w:r>
-      <w:proofErr w:type="spellEnd"/>
-      <w:r>
-        <w:t xml:space="preserve"> colapsava para 1 indivíduo. Corrigido com </w:t>
-      </w:r>
-      <w:proofErr w:type="spellStart"/>
-      <w:proofErr w:type="gramStart"/>
-      <w:r>
-        <w:t>max</w:t>
-      </w:r>
-      <w:proofErr w:type="spellEnd"/>
-      <w:r>
-        <w:t>(</w:t>
-      </w:r>
-      <w:proofErr w:type="gramEnd"/>
-      <w:r>
-        <w:t xml:space="preserve">2, </w:t>
-      </w:r>
-      <w:proofErr w:type="spellStart"/>
-      <w:r>
-        <w:t>pop_size</w:t>
-      </w:r>
-      <w:proofErr w:type="spellEnd"/>
-      <w:r>
-        <w:t xml:space="preserve"> // 2) no método evolve, garantindo robustez para qualquer valor de </w:t>
-      </w:r>
-      <w:proofErr w:type="spellStart"/>
-      <w:r>
-        <w:t>pop_size</w:t>
-      </w:r>
-      <w:proofErr w:type="spellEnd"/>
-      <w:r>
-        <w:t>.</w:t>
+        <w:t>Foi identificado que pop_size=3 causava ValueError no random.sample quando elite_size colapsava para 1 indivíduo. Corrigido com max(2, pop_size // 2) no método evolve, garantindo robustez para qualquer valor de pop_size.</w:t>
       </w:r>
     </w:p>
     <w:p>
@@ -7396,12 +6075,6 @@
         <w:gridCol w:w="3746"/>
       </w:tblGrid>
       <w:tr>
-        <w:tblPrEx>
-          <w:tblCellMar>
-            <w:top w:w="0" w:type="dxa"/>
-            <w:bottom w:w="0" w:type="dxa"/>
-          </w:tblCellMar>
-        </w:tblPrEx>
         <w:trPr>
           <w:tblHeader/>
         </w:trPr>
@@ -7488,12 +6161,6 @@
         </w:tc>
       </w:tr>
       <w:tr>
-        <w:tblPrEx>
-          <w:tblCellMar>
-            <w:top w:w="0" w:type="dxa"/>
-            <w:bottom w:w="0" w:type="dxa"/>
-          </w:tblCellMar>
-        </w:tblPrEx>
         <w:tc>
           <w:tcPr>
             <w:tcW w:w="0" w:type="auto"/>
@@ -7515,25 +6182,7 @@
                 <w:sz w:val="20"/>
                 <w:szCs w:val="20"/>
               </w:rPr>
-              <w:t xml:space="preserve">GA com </w:t>
-            </w:r>
-            <w:proofErr w:type="spellStart"/>
-            <w:r>
-              <w:rPr>
-                <w:color w:val="000000"/>
-                <w:sz w:val="20"/>
-                <w:szCs w:val="20"/>
-              </w:rPr>
-              <w:t>pop_size</w:t>
-            </w:r>
-            <w:proofErr w:type="spellEnd"/>
-            <w:r>
-              <w:rPr>
-                <w:color w:val="000000"/>
-                <w:sz w:val="20"/>
-                <w:szCs w:val="20"/>
-              </w:rPr>
-              <w:t xml:space="preserve"> pequeno quebrava</w:t>
+              <w:t>GA com pop_size pequeno quebrava</w:t>
             </w:r>
           </w:p>
         </w:tc>
@@ -7552,59 +6201,13 @@
             <w:pPr>
               <w:spacing w:before="60" w:after="60"/>
             </w:pPr>
-            <w:proofErr w:type="spellStart"/>
-            <w:r>
-              <w:rPr>
-                <w:color w:val="000000"/>
-                <w:sz w:val="20"/>
-                <w:szCs w:val="20"/>
-              </w:rPr>
-              <w:t>elite_size</w:t>
-            </w:r>
-            <w:proofErr w:type="spellEnd"/>
-            <w:r>
-              <w:rPr>
-                <w:color w:val="000000"/>
-                <w:sz w:val="20"/>
-                <w:szCs w:val="20"/>
-              </w:rPr>
-              <w:t xml:space="preserve">=1 impedia </w:t>
-            </w:r>
-            <w:proofErr w:type="spellStart"/>
-            <w:r>
-              <w:rPr>
-                <w:color w:val="000000"/>
-                <w:sz w:val="20"/>
-                <w:szCs w:val="20"/>
-              </w:rPr>
-              <w:t>random.</w:t>
-            </w:r>
-            <w:proofErr w:type="gramStart"/>
-            <w:r>
-              <w:rPr>
-                <w:color w:val="000000"/>
-                <w:sz w:val="20"/>
-                <w:szCs w:val="20"/>
-              </w:rPr>
-              <w:t>sample</w:t>
-            </w:r>
-            <w:proofErr w:type="spellEnd"/>
-            <w:r>
-              <w:rPr>
-                <w:color w:val="000000"/>
-                <w:sz w:val="20"/>
-                <w:szCs w:val="20"/>
-              </w:rPr>
-              <w:t>(</w:t>
-            </w:r>
-            <w:proofErr w:type="gramEnd"/>
-            <w:r>
-              <w:rPr>
-                <w:color w:val="000000"/>
-                <w:sz w:val="20"/>
-                <w:szCs w:val="20"/>
-              </w:rPr>
-              <w:t>pop, k=2)</w:t>
+            <w:r>
+              <w:rPr>
+                <w:color w:val="000000"/>
+                <w:sz w:val="20"/>
+                <w:szCs w:val="20"/>
+              </w:rPr>
+              <w:t>elite_size=1 impedia random.sample(pop, k=2)</w:t>
             </w:r>
           </w:p>
         </w:tc>
@@ -7623,62 +6226,18 @@
             <w:pPr>
               <w:spacing w:before="60" w:after="60"/>
             </w:pPr>
-            <w:proofErr w:type="spellStart"/>
-            <w:proofErr w:type="gramStart"/>
-            <w:r>
-              <w:rPr>
-                <w:color w:val="000000"/>
-                <w:sz w:val="20"/>
-                <w:szCs w:val="20"/>
-              </w:rPr>
-              <w:t>max</w:t>
-            </w:r>
-            <w:proofErr w:type="spellEnd"/>
-            <w:r>
-              <w:rPr>
-                <w:color w:val="000000"/>
-                <w:sz w:val="20"/>
-                <w:szCs w:val="20"/>
-              </w:rPr>
-              <w:t>(</w:t>
-            </w:r>
-            <w:proofErr w:type="gramEnd"/>
-            <w:r>
-              <w:rPr>
-                <w:color w:val="000000"/>
-                <w:sz w:val="20"/>
-                <w:szCs w:val="20"/>
-              </w:rPr>
-              <w:t xml:space="preserve">2, </w:t>
-            </w:r>
-            <w:proofErr w:type="spellStart"/>
-            <w:r>
-              <w:rPr>
-                <w:color w:val="000000"/>
-                <w:sz w:val="20"/>
-                <w:szCs w:val="20"/>
-              </w:rPr>
-              <w:t>pop_size</w:t>
-            </w:r>
-            <w:proofErr w:type="spellEnd"/>
-            <w:r>
-              <w:rPr>
-                <w:color w:val="000000"/>
-                <w:sz w:val="20"/>
-                <w:szCs w:val="20"/>
-              </w:rPr>
-              <w:t xml:space="preserve"> // 2) garante mínimo de 2 sobreviventes</w:t>
+            <w:r>
+              <w:rPr>
+                <w:color w:val="000000"/>
+                <w:sz w:val="20"/>
+                <w:szCs w:val="20"/>
+              </w:rPr>
+              <w:t>max(2, pop_size // 2) garante mínimo de 2 sobreviventes</w:t>
             </w:r>
           </w:p>
         </w:tc>
       </w:tr>
       <w:tr>
-        <w:tblPrEx>
-          <w:tblCellMar>
-            <w:top w:w="0" w:type="dxa"/>
-            <w:bottom w:w="0" w:type="dxa"/>
-          </w:tblCellMar>
-        </w:tblPrEx>
         <w:tc>
           <w:tcPr>
             <w:tcW w:w="0" w:type="auto"/>
@@ -7725,25 +6284,7 @@
                 <w:sz w:val="20"/>
                 <w:szCs w:val="20"/>
               </w:rPr>
-              <w:t xml:space="preserve">Saturação do RF no </w:t>
-            </w:r>
-            <w:proofErr w:type="spellStart"/>
-            <w:r>
-              <w:rPr>
-                <w:color w:val="000000"/>
-                <w:sz w:val="20"/>
-                <w:szCs w:val="20"/>
-              </w:rPr>
-              <w:t>dataset</w:t>
-            </w:r>
-            <w:proofErr w:type="spellEnd"/>
-            <w:r>
-              <w:rPr>
-                <w:color w:val="000000"/>
-                <w:sz w:val="20"/>
-                <w:szCs w:val="20"/>
-              </w:rPr>
-              <w:t xml:space="preserve"> de 569 amostras</w:t>
+              <w:t>Saturação do RF no dataset de 569 amostras</w:t>
             </w:r>
           </w:p>
         </w:tc>
@@ -7774,12 +6315,6 @@
         </w:tc>
       </w:tr>
       <w:tr>
-        <w:tblPrEx>
-          <w:tblCellMar>
-            <w:top w:w="0" w:type="dxa"/>
-            <w:bottom w:w="0" w:type="dxa"/>
-          </w:tblCellMar>
-        </w:tblPrEx>
         <w:tc>
           <w:tcPr>
             <w:tcW w:w="0" w:type="auto"/>
@@ -7801,25 +6336,7 @@
                 <w:sz w:val="20"/>
                 <w:szCs w:val="20"/>
               </w:rPr>
-              <w:t xml:space="preserve">Gemma </w:t>
-            </w:r>
-            <w:proofErr w:type="gramStart"/>
-            <w:r>
-              <w:rPr>
-                <w:color w:val="000000"/>
-                <w:sz w:val="20"/>
-                <w:szCs w:val="20"/>
-              </w:rPr>
-              <w:t>4 timeout</w:t>
-            </w:r>
-            <w:proofErr w:type="gramEnd"/>
-            <w:r>
-              <w:rPr>
-                <w:color w:val="000000"/>
-                <w:sz w:val="20"/>
-                <w:szCs w:val="20"/>
-              </w:rPr>
-              <w:t xml:space="preserve"> em respostas longas</w:t>
+              <w:t>Gemma 4 timeout em respostas longas</w:t>
             </w:r>
           </w:p>
         </w:tc>
@@ -7898,23 +6415,7 @@
         <w:spacing w:before="80" w:after="80"/>
       </w:pPr>
       <w:r>
-        <w:t xml:space="preserve">Este projeto demonstrou com sucesso a aplicação de Algoritmos Genéticos para otimização de </w:t>
-      </w:r>
-      <w:proofErr w:type="spellStart"/>
-      <w:r>
-        <w:t>hiperparâmetros</w:t>
-      </w:r>
-      <w:proofErr w:type="spellEnd"/>
-      <w:r>
-        <w:t xml:space="preserve"> e a integração de </w:t>
-      </w:r>
-      <w:proofErr w:type="spellStart"/>
-      <w:r>
-        <w:t>LLMs</w:t>
-      </w:r>
-      <w:proofErr w:type="spellEnd"/>
-      <w:r>
-        <w:t xml:space="preserve"> para interpretação médica, dois pilares fundamentais para o assistente médico do Módulo 3.</w:t>
+        <w:t>Este projeto demonstrou com sucesso a aplicação de Algoritmos Genéticos para otimização de hiperparâmetros e a integração de LLMs para interpretação médica, dois pilares fundamentais para o assistente médico do Módulo 3.</w:t>
       </w:r>
     </w:p>
     <w:p>
@@ -7958,15 +6459,7 @@
         <w:spacing w:before="40" w:after="40"/>
       </w:pPr>
       <w:r>
-        <w:t xml:space="preserve">Identificação do fenômeno de saturação do Random Forest no </w:t>
-      </w:r>
-      <w:proofErr w:type="spellStart"/>
-      <w:r>
-        <w:t>dataset</w:t>
-      </w:r>
-      <w:proofErr w:type="spellEnd"/>
-      <w:r>
-        <w:t xml:space="preserve"> Wisconsin — resultado científico relevante</w:t>
+        <w:t>Identificação do fenômeno de saturação do Random Forest no dataset Wisconsin — resultado científico relevante</w:t>
       </w:r>
     </w:p>
     <w:p>
@@ -8009,13 +6502,8 @@
         </w:numPr>
         <w:spacing w:before="40" w:after="40"/>
       </w:pPr>
-      <w:proofErr w:type="spellStart"/>
-      <w:r>
-        <w:t>Suite</w:t>
-      </w:r>
-      <w:proofErr w:type="spellEnd"/>
-      <w:r>
-        <w:t xml:space="preserve"> de 31 testes automatizados garantindo robustez e manutenibilidade do código</w:t>
+      <w:r>
+        <w:t>Suite de 31 testes automatizados garantindo robustez e manutenibilidade do código</w:t>
       </w:r>
     </w:p>
     <w:p>
@@ -8028,15 +6516,7 @@
         <w:spacing w:before="40" w:after="40"/>
       </w:pPr>
       <w:r>
-        <w:t xml:space="preserve">Correção e documentação do </w:t>
-      </w:r>
-      <w:proofErr w:type="spellStart"/>
-      <w:r>
-        <w:t>endpoint</w:t>
-      </w:r>
-      <w:proofErr w:type="spellEnd"/>
-      <w:r>
-        <w:t xml:space="preserve"> </w:t>
+        <w:t xml:space="preserve">Correção e documentação do endpoint </w:t>
       </w:r>
       <w:r>
         <w:t xml:space="preserve">LM Studio </w:t>
@@ -8078,6 +6558,9 @@
       <w:r>
         <w:t xml:space="preserve">Repositório GitHub: </w:t>
       </w:r>
+      <w:r>
+        <w:t>https://github.com/Felipe-Mercurio/Fase2-IA</w:t>
+      </w:r>
     </w:p>
     <w:p>
       <w:pPr>
@@ -8090,6 +6573,9 @@
       </w:pPr>
       <w:r>
         <w:t xml:space="preserve">Vídeo YouTube: </w:t>
+      </w:r>
+      <w:r>
+        <w:t>https://youtu.be/4Rh1GP9K95E</w:t>
       </w:r>
     </w:p>
     <w:sectPr>
@@ -8195,36 +6681,8 @@
         <w:sz w:val="18"/>
         <w:szCs w:val="18"/>
       </w:rPr>
-      <w:t xml:space="preserve">Tech </w:t>
+      <w:t>Tech Challenge Fase 2 — FIAP PosTech</w:t>
     </w:r>
-    <w:proofErr w:type="spellStart"/>
-    <w:r>
-      <w:rPr>
-        <w:color w:val="808080"/>
-        <w:sz w:val="18"/>
-        <w:szCs w:val="18"/>
-      </w:rPr>
-      <w:t>Challenge</w:t>
-    </w:r>
-    <w:proofErr w:type="spellEnd"/>
-    <w:r>
-      <w:rPr>
-        <w:color w:val="808080"/>
-        <w:sz w:val="18"/>
-        <w:szCs w:val="18"/>
-      </w:rPr>
-      <w:t xml:space="preserve"> Fase 2 — FIAP </w:t>
-    </w:r>
-    <w:proofErr w:type="spellStart"/>
-    <w:r>
-      <w:rPr>
-        <w:color w:val="808080"/>
-        <w:sz w:val="18"/>
-        <w:szCs w:val="18"/>
-      </w:rPr>
-      <w:t>PosTech</w:t>
-    </w:r>
-    <w:proofErr w:type="spellEnd"/>
   </w:p>
 </w:hdr>
 </file>
